--- a/Documentation/Project Proposal.docx
+++ b/Documentation/Project Proposal.docx
@@ -1,6 +1,6 @@
 
 <file path=word/document.xml><?xml version="1.0" encoding="utf-8"?>
-<w:document xmlns:wpc="http://schemas.microsoft.com/office/word/2010/wordprocessingCanvas" xmlns:cx="http://schemas.microsoft.com/office/drawing/2014/chartex" xmlns:cx1="http://schemas.microsoft.com/office/drawing/2015/9/8/chartex" xmlns:cx2="http://schemas.microsoft.com/office/drawing/2015/10/21/chartex" xmlns:cx3="http://schemas.microsoft.com/office/drawing/2016/5/9/chartex" xmlns:cx4="http://schemas.microsoft.com/office/drawing/2016/5/10/chartex" xmlns:cx5="http://schemas.microsoft.com/office/drawing/2016/5/11/chartex" xmlns:cx6="http://schemas.microsoft.com/office/drawing/2016/5/12/chartex" xmlns:cx7="http://schemas.microsoft.com/office/drawing/2016/5/13/chartex" xmlns:cx8="http://schemas.microsoft.com/office/drawing/2016/5/14/chartex" xmlns:mc="http://schemas.openxmlformats.org/markup-compatibility/2006" xmlns:aink="http://schemas.microsoft.com/office/drawing/2016/ink" xmlns:am3d="http://schemas.microsoft.com/office/drawing/2017/model3d" xmlns:o="urn:schemas-microsoft-com:office:office" xmlns:oel="http://schemas.microsoft.com/office/2019/extlst" xmlns:r="http://schemas.openxmlformats.org/officeDocument/2006/relationships" xmlns:m="http://schemas.openxmlformats.org/officeDocument/2006/math" xmlns:v="urn:schemas-microsoft-com:vml" xmlns:wp14="http://schemas.microsoft.com/office/word/2010/wordprocessingDrawing" xmlns:wp="http://schemas.openxmlformats.org/drawingml/2006/wordprocessingDrawing" xmlns:w10="urn:schemas-microsoft-com:office:word" xmlns:w="http://schemas.openxmlformats.org/wordprocessingml/2006/main" xmlns:w14="http://schemas.microsoft.com/office/word/2010/wordml" xmlns:w15="http://schemas.microsoft.com/office/word/2012/wordml" xmlns:w16cex="http://schemas.microsoft.com/office/word/2018/wordml/cex" xmlns:w16cid="http://schemas.microsoft.com/office/word/2016/wordml/cid" xmlns:w16="http://schemas.microsoft.com/office/word/2018/wordml" xmlns:w16du="http://schemas.microsoft.com/office/word/2023/wordml/word16du" xmlns:w16sdtdh="http://schemas.microsoft.com/office/word/2020/wordml/sdtdatahash" xmlns:w16sdtfl="http://schemas.microsoft.com/office/word/2024/wordml/sdtformatlock" xmlns:w16se="http://schemas.microsoft.com/office/word/2015/wordml/symex" xmlns:wpg="http://schemas.microsoft.com/office/word/2010/wordprocessingGroup" xmlns:wpi="http://schemas.microsoft.com/office/word/2010/wordprocessingInk" xmlns:wne="http://schemas.microsoft.com/office/word/2006/wordml" xmlns:wps="http://schemas.microsoft.com/office/word/2010/wordprocessingShape" mc:Ignorable="w14 w15 w16se w16cid w16 w16cex w16sdtdh w16sdtfl w16du wp14">
+<w:document xmlns:wpc="http://schemas.microsoft.com/office/word/2010/wordprocessingCanvas" xmlns:cx="http://schemas.microsoft.com/office/drawing/2014/chartex" xmlns:cx1="http://schemas.microsoft.com/office/drawing/2015/9/8/chartex" xmlns:cx2="http://schemas.microsoft.com/office/drawing/2015/10/21/chartex" xmlns:cx3="http://schemas.microsoft.com/office/drawing/2016/5/9/chartex" xmlns:cx4="http://schemas.microsoft.com/office/drawing/2016/5/10/chartex" xmlns:cx5="http://schemas.microsoft.com/office/drawing/2016/5/11/chartex" xmlns:cx6="http://schemas.microsoft.com/office/drawing/2016/5/12/chartex" xmlns:cx7="http://schemas.microsoft.com/office/drawing/2016/5/13/chartex" xmlns:cx8="http://schemas.microsoft.com/office/drawing/2016/5/14/chartex" xmlns:mc="http://schemas.openxmlformats.org/markup-compatibility/2006" xmlns:aink="http://schemas.microsoft.com/office/drawing/2016/ink" xmlns:am3d="http://schemas.microsoft.com/office/drawing/2017/model3d" xmlns:o="urn:schemas-microsoft-com:office:office" xmlns:oel="http://schemas.microsoft.com/office/2019/extlst" xmlns:r="http://schemas.openxmlformats.org/officeDocument/2006/relationships" xmlns:m="http://schemas.openxmlformats.org/officeDocument/2006/math" xmlns:v="urn:schemas-microsoft-com:vml" xmlns:wp14="http://schemas.microsoft.com/office/word/2010/wordprocessingDrawing" xmlns:wp="http://schemas.openxmlformats.org/drawingml/2006/wordprocessingDrawing" xmlns:w10="urn:schemas-microsoft-com:office:word" xmlns:w="http://schemas.openxmlformats.org/wordprocessingml/2006/main" xmlns:w14="http://schemas.microsoft.com/office/word/2010/wordml" xmlns:w15="http://schemas.microsoft.com/office/word/2012/wordml" xmlns:w16cex="http://schemas.microsoft.com/office/word/2018/wordml/cex" xmlns:w16cid="http://schemas.microsoft.com/office/word/2016/wordml/cid" xmlns:w16="http://schemas.microsoft.com/office/word/2018/wordml" xmlns:w16sdtdh="http://schemas.microsoft.com/office/word/2020/wordml/sdtdatahash" xmlns:w16se="http://schemas.microsoft.com/office/word/2015/wordml/symex" xmlns:wpg="http://schemas.microsoft.com/office/word/2010/wordprocessingGroup" xmlns:wpi="http://schemas.microsoft.com/office/word/2010/wordprocessingInk" xmlns:wne="http://schemas.microsoft.com/office/word/2006/wordml" xmlns:wps="http://schemas.microsoft.com/office/word/2010/wordprocessingShape" mc:Ignorable="w14 w15 w16se w16cid w16 w16cex w16sdtdh wp14">
   <w:body>
     <w:p>
       <w:r>
@@ -221,7 +221,7 @@
               </wp:anchor>
             </w:drawing>
           </mc:Choice>
-          <mc:Fallback>
+          <mc:Fallback xmlns:w16du="http://schemas.microsoft.com/office/word/2023/wordml/word16du" xmlns:w16sdtfl="http://schemas.microsoft.com/office/word/2024/wordml/sdtformatlock">
             <w:pict>
               <v:line w14:anchorId="07827423" id="Line 9" o:spid="_x0000_s1026" style="position:absolute;z-index:251660800;visibility:visible;mso-wrap-style:square;mso-width-percent:0;mso-height-percent:0;mso-wrap-distance-left:9pt;mso-wrap-distance-top:-3e-5mm;mso-wrap-distance-right:9pt;mso-wrap-distance-bottom:-3e-5mm;mso-position-horizontal:absolute;mso-position-horizontal-relative:text;mso-position-vertical:absolute;mso-position-vertical-relative:text;mso-width-percent:0;mso-height-percent:0;mso-width-relative:page;mso-height-relative:page" from="-31.95pt,2.35pt" to="499.05pt,2.35pt" o:gfxdata="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"/>
             </w:pict>
@@ -821,27 +821,209 @@
         <w:pStyle w:val="NormalWeb"/>
       </w:pPr>
       <w:r>
-        <w:t xml:space="preserve">Sentiment-augmented and hybrid LSTM approaches to stock forecasting have been explored extensively in global markets. Jiang and Zeng [1] combined FinBERT with LSTM to outperform standalone BERT and ARIMA baselines, though limited to English-language news with no regime context. Similar hybrid architectures have shown gains elsewhere: </w:t>
-      </w:r>
-      <w:proofErr w:type="spellStart"/>
-      <w:r>
-        <w:t>Srijiranon</w:t>
-      </w:r>
-      <w:proofErr w:type="spellEnd"/>
-      <w:r>
-        <w:t xml:space="preserve"> et al. [7] combined PCA, empirical mode decomposition, and LSTM with FinBERT-based sentiment on the Thai Stock Exchange, reducing forecast error relative to a plain LSTM, while Kasture and </w:t>
-      </w:r>
-      <w:proofErr w:type="spellStart"/>
-      <w:r>
-        <w:t>Shirsath</w:t>
-      </w:r>
-      <w:proofErr w:type="spellEnd"/>
-      <w:r>
-        <w:t xml:space="preserve"> [9] paired an RNN-LSTM architecture with news </w:t>
+        <w:t xml:space="preserve">Sentiment-augmented and hybrid LSTM approaches to stock forecasting have been explored extensively in global markets. Jiang and Zeng </w:t>
+      </w:r>
+      <w:r>
+        <w:fldChar w:fldCharType="begin"/>
+      </w:r>
+      <w:r>
+        <w:instrText xml:space="preserve"> REF _Ref239268329 \r \h </w:instrText>
+      </w:r>
+      <w:r>
+        <w:fldChar w:fldCharType="separate"/>
+      </w:r>
+      <w:r>
+        <w:rPr>
+          <w:cs/>
+        </w:rPr>
+        <w:t>‎</w:t>
+      </w:r>
+      <w:r>
+        <w:t>[1]</w:t>
+      </w:r>
+      <w:r>
+        <w:fldChar w:fldCharType="end"/>
+      </w:r>
+      <w:r>
+        <w:t xml:space="preserve"> combined FinBERT with LSTM to outperform standalone BERT and ARIMA baselines, though limited to English-language news with no regime context. Similar hybrid architectures have shown gains elsewhere: Srijiranon et al.</w:t>
+      </w:r>
+      <w:r>
+        <w:t xml:space="preserve"> </w:t>
+      </w:r>
+      <w:r>
+        <w:fldChar w:fldCharType="begin"/>
+      </w:r>
+      <w:r>
+        <w:instrText xml:space="preserve"> REF _Ref239268440 \r \h </w:instrText>
+      </w:r>
+      <w:r>
+        <w:fldChar w:fldCharType="separate"/>
+      </w:r>
+      <w:r>
+        <w:rPr>
+          <w:cs/>
+        </w:rPr>
+        <w:t>‎</w:t>
+      </w:r>
+      <w:r>
+        <w:t>[7]</w:t>
+      </w:r>
+      <w:r>
+        <w:fldChar w:fldCharType="end"/>
+      </w:r>
+      <w:r>
+        <w:t xml:space="preserve"> combined PCA, empirical mode decomposition, and LSTM with FinBERT-based sentiment on the Thai Stock Exchange, reducing forecast error relative to a plain LSTM, while Kasture and Shirsath </w:t>
+      </w:r>
+      <w:r>
+        <w:fldChar w:fldCharType="begin"/>
+      </w:r>
+      <w:r>
+        <w:instrText xml:space="preserve"> REF _Ref239268481 \r \h </w:instrText>
+      </w:r>
+      <w:r>
+        <w:fldChar w:fldCharType="separate"/>
+      </w:r>
+      <w:r>
+        <w:rPr>
+          <w:cs/>
+        </w:rPr>
+        <w:t>‎</w:t>
+      </w:r>
+      <w:r>
+        <w:t>[9]</w:t>
+      </w:r>
+      <w:r>
+        <w:fldChar w:fldCharType="end"/>
+      </w:r>
+      <w:r>
+        <w:t xml:space="preserve"> paired an RNN-LSTM architecture with news </w:t>
       </w:r>
       <w:r>
         <w:lastRenderedPageBreak/>
-        <w:t>sentiment on global stock indices and outperformed standalone LSTM and ARIMA baselines. Several works have added technical indicators [2] or attention mechanisms [4] to LSTM forecasting, and explainability techniques such as SHAP and LIME have been applied to deep learning stock predictors with strong results [3], [4], though these studies apply SHAP globally across all predictions rather than conditioning it on market regime. More recently, a regime-aware LightGBM framework [10] has applied SHAP separately within bull and bear regimes on NASDAQ-100 data, showing that a model's decision logic shifts meaningfully between market conditions, but this work does not extend to emerging markets, sentiment integration, or deep learning architectures like LSTM.</w:t>
+        <w:t>sentiment on global stock indices and outperformed standalone LSTM and ARIMA baselines. Several works have added technical indicators</w:t>
+      </w:r>
+      <w:r>
+        <w:t xml:space="preserve"> </w:t>
+      </w:r>
+      <w:r>
+        <w:fldChar w:fldCharType="begin"/>
+      </w:r>
+      <w:r>
+        <w:instrText xml:space="preserve"> REF _Ref239268496 \r \h </w:instrText>
+      </w:r>
+      <w:r>
+        <w:fldChar w:fldCharType="separate"/>
+      </w:r>
+      <w:r>
+        <w:rPr>
+          <w:cs/>
+        </w:rPr>
+        <w:t>‎</w:t>
+      </w:r>
+      <w:r>
+        <w:t>[2]</w:t>
+      </w:r>
+      <w:r>
+        <w:fldChar w:fldCharType="end"/>
+      </w:r>
+      <w:r>
+        <w:t xml:space="preserve"> or attention mechanisms </w:t>
+      </w:r>
+      <w:r>
+        <w:fldChar w:fldCharType="begin"/>
+      </w:r>
+      <w:r>
+        <w:instrText xml:space="preserve"> REF _Ref239268508 \r \h </w:instrText>
+      </w:r>
+      <w:r>
+        <w:fldChar w:fldCharType="separate"/>
+      </w:r>
+      <w:r>
+        <w:rPr>
+          <w:cs/>
+        </w:rPr>
+        <w:t>‎</w:t>
+      </w:r>
+      <w:r>
+        <w:t>[4]</w:t>
+      </w:r>
+      <w:r>
+        <w:fldChar w:fldCharType="end"/>
+      </w:r>
+      <w:r>
+        <w:t xml:space="preserve"> to LSTM forecasting, and explainability techniques such as SHAP and LIME have been applied to deep learning stock predictors with strong results </w:t>
+      </w:r>
+      <w:r>
+        <w:fldChar w:fldCharType="begin"/>
+      </w:r>
+      <w:r>
+        <w:instrText xml:space="preserve"> REF _Ref239268523 \r \h </w:instrText>
+      </w:r>
+      <w:r>
+        <w:fldChar w:fldCharType="separate"/>
+      </w:r>
+      <w:r>
+        <w:rPr>
+          <w:cs/>
+        </w:rPr>
+        <w:t>‎</w:t>
+      </w:r>
+      <w:r>
+        <w:t>[3]</w:t>
+      </w:r>
+      <w:r>
+        <w:fldChar w:fldCharType="end"/>
+      </w:r>
+      <w:r>
+        <w:t xml:space="preserve">, </w:t>
+      </w:r>
+      <w:r>
+        <w:fldChar w:fldCharType="begin"/>
+      </w:r>
+      <w:r>
+        <w:instrText xml:space="preserve"> REF _Ref239268508 \r \h </w:instrText>
+      </w:r>
+      <w:r>
+        <w:fldChar w:fldCharType="separate"/>
+      </w:r>
+      <w:r>
+        <w:rPr>
+          <w:cs/>
+        </w:rPr>
+        <w:t>‎</w:t>
+      </w:r>
+      <w:r>
+        <w:t>[4]</w:t>
+      </w:r>
+      <w:r>
+        <w:fldChar w:fldCharType="end"/>
+      </w:r>
+      <w:r>
+        <w:t xml:space="preserve">, though these studies apply SHAP globally across all predictions rather than conditioning it on market regime. More recently, a regime-aware LightGBM framework </w:t>
+      </w:r>
+      <w:r>
+        <w:fldChar w:fldCharType="begin"/>
+      </w:r>
+      <w:r>
+        <w:instrText xml:space="preserve"> REF _Ref239268549 \r \h </w:instrText>
+      </w:r>
+      <w:r>
+        <w:fldChar w:fldCharType="separate"/>
+      </w:r>
+      <w:r>
+        <w:rPr>
+          <w:cs/>
+        </w:rPr>
+        <w:t>‎</w:t>
+      </w:r>
+      <w:r>
+        <w:t>[10]</w:t>
+      </w:r>
+      <w:r>
+        <w:fldChar w:fldCharType="end"/>
+      </w:r>
+      <w:r>
+        <w:t xml:space="preserve"> has applied SHAP separately within bull and bear regimes on NASDAQ-100 data, showing that a model's decision logic shifts meaningfully between market conditions, but this work does not extend to emerging markets, sentiment integration, or deep learning architectures like LSTM.</w:t>
       </w:r>
     </w:p>
     <w:p>
@@ -849,7 +1031,79 @@
         <w:pStyle w:val="NormalWeb"/>
       </w:pPr>
       <w:r>
-        <w:t>For Pakistan specifically, existing work is far more limited and does not include any explainability component. Ghani and Ghani [5] used economic policy uncertainty (EPU) indices to forecast KSE-100 volatility with a traditional GARCH-MIDAS model, without any deep learning or sentiment component. Mehmood and Ali [6] applied lexicon-based sentiment from NLTK to individual PSX bank stocks using BiLSTM with self-attention, and Raza and Akhtar [8] benchmarked ANN, SVM, Random Forest, and LSTM on KSE-100 technical indicators, reaching up to 85% accuracy, but again without sentiment, regime awareness, or any form of explainability.</w:t>
+        <w:t xml:space="preserve">For Pakistan specifically, existing work is far more limited and does not include any explainability component. Ghani and Ghani </w:t>
+      </w:r>
+      <w:r>
+        <w:fldChar w:fldCharType="begin"/>
+      </w:r>
+      <w:r>
+        <w:instrText xml:space="preserve"> REF _Ref239268562 \r \h </w:instrText>
+      </w:r>
+      <w:r>
+        <w:fldChar w:fldCharType="separate"/>
+      </w:r>
+      <w:r>
+        <w:rPr>
+          <w:cs/>
+        </w:rPr>
+        <w:t>‎</w:t>
+      </w:r>
+      <w:r>
+        <w:t>[5]</w:t>
+      </w:r>
+      <w:r>
+        <w:fldChar w:fldCharType="end"/>
+      </w:r>
+      <w:r>
+        <w:t xml:space="preserve"> used economic policy uncertainty (EPU) indices to forecast KSE-100 volatility with a traditional GARCH-MIDAS model, without any deep learning or sentiment component. Mehmood and Ali </w:t>
+      </w:r>
+      <w:r>
+        <w:fldChar w:fldCharType="begin"/>
+      </w:r>
+      <w:r>
+        <w:instrText xml:space="preserve"> REF _Ref239268572 \r \h </w:instrText>
+      </w:r>
+      <w:r>
+        <w:fldChar w:fldCharType="separate"/>
+      </w:r>
+      <w:r>
+        <w:rPr>
+          <w:cs/>
+        </w:rPr>
+        <w:t>‎</w:t>
+      </w:r>
+      <w:r>
+        <w:t>[6]</w:t>
+      </w:r>
+      <w:r>
+        <w:fldChar w:fldCharType="end"/>
+      </w:r>
+      <w:r>
+        <w:t xml:space="preserve"> applied lexicon-based sentiment from NLTK to individual PSX bank stocks using BiLSTM with self-attention, and Raza and Akhtar </w:t>
+      </w:r>
+      <w:r>
+        <w:fldChar w:fldCharType="begin"/>
+      </w:r>
+      <w:r>
+        <w:instrText xml:space="preserve"> REF _Ref239268589 \r \h </w:instrText>
+      </w:r>
+      <w:r>
+        <w:fldChar w:fldCharType="separate"/>
+      </w:r>
+      <w:r>
+        <w:rPr>
+          <w:cs/>
+        </w:rPr>
+        <w:t>‎</w:t>
+      </w:r>
+      <w:r>
+        <w:t>[8]</w:t>
+      </w:r>
+      <w:r>
+        <w:fldChar w:fldCharType="end"/>
+      </w:r>
+      <w:r>
+        <w:t xml:space="preserve"> benchmarked ANN, SVM, Random Forest, and LSTM on KSE-100 technical indicators, reaching up to 85% accuracy, but again without sentiment, regime awareness, or any form of explainability.</w:t>
       </w:r>
     </w:p>
     <w:p>
@@ -857,7 +1111,16 @@
         <w:pStyle w:val="NormalWeb"/>
       </w:pPr>
       <w:r>
-        <w:t>Within the literature reviewed for this project, we did not identify a KSE-100 forecasting system that integrates explainability with market-regime conditioning, nor a system that combines a Pakistan-specific sentiment corpus, regime-conditioned forecasting, and per-regime explainability in a single pipeline — the gap FinSight PK is designed to fill. To date, we have identified and begun scraping our target news source (Dawn Business) for headline data and finalized the KSE-100 OHLCV data source (Yahoo Finance / PSX, 2015–present) along with the Pakistan EPU index as our macroeconomic feature.</w:t>
+        <w:t xml:space="preserve">Within the literature reviewed for this project, we did not identify a KSE-100 forecasting system that integrates explainability with market-regime conditioning, nor a system that combines a Pakistan-specific sentiment corpus, regime-conditioned forecasting, and per-regime explainability in a single pipeline </w:t>
+      </w:r>
+      <w:r>
+        <w:t>in a single pipeline, which is the gap FinSight PK is designed to fill.</w:t>
+      </w:r>
+      <w:r>
+        <w:t xml:space="preserve"> </w:t>
+      </w:r>
+      <w:r>
+        <w:t>To date, we have identified and begun scraping our target news source (Dawn Business) for headline data and finalized the KSE-100 OHLCV data source (Yahoo Finance / PSX, 2015–present) along with the Pakistan EPU index as our macroeconomic feature.</w:t>
       </w:r>
     </w:p>
     <w:sdt>
@@ -891,14 +1154,15 @@
             <w:t>References</w:t>
           </w:r>
         </w:p>
+        <w:bookmarkStart w:id="1" w:name="_Ref239268329" w:displacedByCustomXml="next"/>
         <w:sdt>
           <w:sdtPr>
             <w:id w:val="-573587230"/>
             <w:bibliography/>
           </w:sdtPr>
           <w:sdtContent>
-            <w:bookmarkStart w:id="1" w:name="ref1" w:displacedByCustomXml="prev"/>
-            <w:bookmarkEnd w:id="1" w:displacedByCustomXml="prev"/>
+            <w:bookmarkStart w:id="2" w:name="ref1" w:displacedByCustomXml="prev"/>
+            <w:bookmarkEnd w:id="2" w:displacedByCustomXml="prev"/>
             <w:p>
               <w:pPr>
                 <w:pStyle w:val="Reference"/>
@@ -914,21 +1178,15 @@
                   <w:t>https://arxiv.org/abs/2306.02136</w:t>
                 </w:r>
               </w:hyperlink>
+              <w:bookmarkEnd w:id="1"/>
             </w:p>
             <w:p>
               <w:pPr>
                 <w:pStyle w:val="Reference"/>
               </w:pPr>
+              <w:bookmarkStart w:id="3" w:name="_Ref239268496"/>
               <w:r>
-                <w:t xml:space="preserve">R. M. </w:t>
-              </w:r>
-              <w:proofErr w:type="spellStart"/>
-              <w:r>
-                <w:t>Dhokane</w:t>
-              </w:r>
-              <w:proofErr w:type="spellEnd"/>
-              <w:r>
-                <w:t xml:space="preserve"> and S. Agarwal, "A predictive model of the stock market using the LSTM algorithm with a combination of exponential moving average (EMA) and relative strength index (RSI) indicators," </w:t>
+                <w:t xml:space="preserve">R. M. Dhokane and S. Agarwal, "A predictive model of the stock market using the LSTM algorithm with a combination of exponential moving average (EMA) and relative strength index (RSI) indicators," </w:t>
               </w:r>
               <w:r>
                 <w:rPr>
@@ -937,133 +1195,53 @@
                 <w:t>J. Inst. Eng. India Ser. B</w:t>
               </w:r>
               <w:r>
-                <w:t xml:space="preserve">, vol. 105, no. 5, pp. 1145–1157, 2024, </w:t>
+                <w:t>, vol. 105, no. 5, pp. 1145–1157, 2024, doi: 10.1007/s40031-024-01037-8.</w:t>
               </w:r>
-              <w:proofErr w:type="spellStart"/>
-              <w:r>
-                <w:t>doi</w:t>
-              </w:r>
-              <w:proofErr w:type="spellEnd"/>
-              <w:r>
-                <w:t>: 10.1007/s40031-024-01037-8.</w:t>
-              </w:r>
+              <w:bookmarkEnd w:id="3"/>
             </w:p>
             <w:p>
               <w:pPr>
                 <w:pStyle w:val="Reference"/>
               </w:pPr>
+              <w:bookmarkStart w:id="4" w:name="_Ref239268523"/>
               <w:r>
-                <w:t xml:space="preserve">D. Muhammad, I. Ahmed, K. Naveed, and M. </w:t>
+                <w:t xml:space="preserve">D. Muhammad, I. Ahmed, K. Naveed, and M. Bendechache, "An explainable deep learning approach for stock market trend prediction," </w:t>
               </w:r>
-              <w:proofErr w:type="spellStart"/>
-              <w:r>
-                <w:t>Bendechache</w:t>
-              </w:r>
-              <w:proofErr w:type="spellEnd"/>
-              <w:r>
-                <w:t xml:space="preserve">, "An explainable deep learning approach for stock market trend prediction," </w:t>
-              </w:r>
-              <w:proofErr w:type="spellStart"/>
               <w:r>
                 <w:rPr>
                   <w:rStyle w:val="Emphasis"/>
                 </w:rPr>
                 <w:t>Heliyon</w:t>
               </w:r>
-              <w:proofErr w:type="spellEnd"/>
               <w:r>
-                <w:t xml:space="preserve">, vol. 10, no. 21, art. e40095, 2024, </w:t>
+                <w:t>, vol. 10, no. 21, art. e40095, 2024, doi: 10.1016/j.heliyon.2024.e40095.</w:t>
               </w:r>
-              <w:proofErr w:type="spellStart"/>
-              <w:r>
-                <w:t>doi</w:t>
-              </w:r>
-              <w:proofErr w:type="spellEnd"/>
-              <w:r>
-                <w:t>: 10.1016/j.heliyon.2024.e40095.</w:t>
-              </w:r>
+              <w:bookmarkEnd w:id="4"/>
             </w:p>
             <w:p>
               <w:pPr>
                 <w:pStyle w:val="Reference"/>
               </w:pPr>
+              <w:bookmarkStart w:id="5" w:name="_Ref239268508"/>
               <w:r>
-                <w:t xml:space="preserve">K. </w:t>
-              </w:r>
-              <w:proofErr w:type="spellStart"/>
-              <w:r>
-                <w:t>Wallapure</w:t>
-              </w:r>
-              <w:proofErr w:type="spellEnd"/>
-              <w:r>
-                <w:t xml:space="preserve"> </w:t>
-              </w:r>
-              <w:proofErr w:type="spellStart"/>
-              <w:r>
-                <w:t>Manikrao</w:t>
-              </w:r>
-              <w:proofErr w:type="spellEnd"/>
-              <w:r>
-                <w:t xml:space="preserve">, S. </w:t>
-              </w:r>
-              <w:proofErr w:type="spellStart"/>
-              <w:r>
-                <w:t>Allagi</w:t>
-              </w:r>
-              <w:proofErr w:type="spellEnd"/>
-              <w:r>
-                <w:t xml:space="preserve">, W. Y. Leong, and M. Laddi, "An explainable AI for stock market prediction: A machine learning approach with XAI and deep neural networks," </w:t>
+                <w:t xml:space="preserve">K. Wallapure Manikrao, S. Allagi, W. Y. Leong, and M. Laddi, "An explainable AI for stock market prediction: A machine learning approach with XAI and deep neural networks," </w:t>
               </w:r>
               <w:r>
                 <w:rPr>
                   <w:rStyle w:val="Emphasis"/>
                 </w:rPr>
-                <w:t xml:space="preserve">J. </w:t>
-              </w:r>
-              <w:proofErr w:type="spellStart"/>
-              <w:r>
-                <w:rPr>
-                  <w:rStyle w:val="Emphasis"/>
-                </w:rPr>
-                <w:t>Comput</w:t>
-              </w:r>
-              <w:proofErr w:type="spellEnd"/>
-              <w:r>
-                <w:rPr>
-                  <w:rStyle w:val="Emphasis"/>
-                </w:rPr>
-                <w:t xml:space="preserve">. </w:t>
-              </w:r>
-              <w:proofErr w:type="spellStart"/>
-              <w:r>
-                <w:rPr>
-                  <w:rStyle w:val="Emphasis"/>
-                </w:rPr>
-                <w:t>Cogn</w:t>
-              </w:r>
-              <w:proofErr w:type="spellEnd"/>
-              <w:r>
-                <w:rPr>
-                  <w:rStyle w:val="Emphasis"/>
-                </w:rPr>
-                <w:t>. Eng.</w:t>
+                <w:t>J. Comput. Cogn. Eng.</w:t>
               </w:r>
               <w:r>
-                <w:t xml:space="preserve">, 2025, </w:t>
+                <w:t>, 2025, doi: 10.47852/bonviewJCCE52026428.</w:t>
               </w:r>
-              <w:proofErr w:type="spellStart"/>
-              <w:r>
-                <w:t>doi</w:t>
-              </w:r>
-              <w:proofErr w:type="spellEnd"/>
-              <w:r>
-                <w:t>: 10.47852/bonviewJCCE52026428.</w:t>
-              </w:r>
+              <w:bookmarkEnd w:id="5"/>
             </w:p>
             <w:p>
               <w:pPr>
                 <w:pStyle w:val="Reference"/>
               </w:pPr>
+              <w:bookmarkStart w:id="6" w:name="_Ref239268562"/>
               <w:r>
                 <w:t xml:space="preserve">M. Ghani and U. Ghani, "Economic policy uncertainty and emerging stock market volatility," </w:t>
               </w:r>
@@ -1071,38 +1249,18 @@
                 <w:rPr>
                   <w:rStyle w:val="Emphasis"/>
                 </w:rPr>
-                <w:t xml:space="preserve">Asia-Pac. </w:t>
-              </w:r>
-              <w:proofErr w:type="spellStart"/>
-              <w:r>
-                <w:rPr>
-                  <w:rStyle w:val="Emphasis"/>
-                </w:rPr>
-                <w:t>Financ</w:t>
-              </w:r>
-              <w:proofErr w:type="spellEnd"/>
-              <w:r>
-                <w:rPr>
-                  <w:rStyle w:val="Emphasis"/>
-                </w:rPr>
-                <w:t>. Markets</w:t>
+                <w:t>Asia-Pac. Financ. Markets</w:t>
               </w:r>
               <w:r>
-                <w:t xml:space="preserve">, vol. 31, no. 1, pp. 165–181, 2024, </w:t>
+                <w:t>, vol. 31, no. 1, pp. 165–181, 2024, doi: 10.1007/s10690-023-09410-1.</w:t>
               </w:r>
-              <w:proofErr w:type="spellStart"/>
-              <w:r>
-                <w:t>doi</w:t>
-              </w:r>
-              <w:proofErr w:type="spellEnd"/>
-              <w:r>
-                <w:t>: 10.1007/s10690-023-09410-1.</w:t>
-              </w:r>
+              <w:bookmarkEnd w:id="6"/>
             </w:p>
             <w:p>
               <w:pPr>
                 <w:pStyle w:val="Reference"/>
               </w:pPr>
+              <w:bookmarkStart w:id="7" w:name="_Ref239268572"/>
               <w:r>
                 <w:t xml:space="preserve">A. Mehmood and M. K. Ali, "A hybrid sentiment based stock price prediction model using machine learning," </w:t>
               </w:r>
@@ -1113,56 +1271,18 @@
                 <w:t>MATEC Web Conf.</w:t>
               </w:r>
               <w:r>
-                <w:t xml:space="preserve">, vol. 381, art. 01017, 2023, </w:t>
+                <w:t>, vol. 381, art. 01017, 2023, doi: 10.1051/matecconf/202338101017.</w:t>
               </w:r>
-              <w:proofErr w:type="spellStart"/>
-              <w:r>
-                <w:t>doi</w:t>
-              </w:r>
-              <w:proofErr w:type="spellEnd"/>
-              <w:r>
-                <w:t>: 10.1051/</w:t>
-              </w:r>
-              <w:proofErr w:type="spellStart"/>
-              <w:r>
-                <w:t>matecconf</w:t>
-              </w:r>
-              <w:proofErr w:type="spellEnd"/>
-              <w:r>
-                <w:t>/202338101017.</w:t>
-              </w:r>
+              <w:bookmarkEnd w:id="7"/>
             </w:p>
             <w:p>
               <w:pPr>
                 <w:pStyle w:val="Reference"/>
               </w:pPr>
+              <w:bookmarkStart w:id="8" w:name="_Ref239268440"/>
               <w:r>
                 <w:lastRenderedPageBreak/>
-                <w:t xml:space="preserve">K. </w:t>
-              </w:r>
-              <w:proofErr w:type="spellStart"/>
-              <w:r>
-                <w:t>Srijiranon</w:t>
-              </w:r>
-              <w:proofErr w:type="spellEnd"/>
-              <w:r>
-                <w:t xml:space="preserve">, Y. </w:t>
-              </w:r>
-              <w:proofErr w:type="spellStart"/>
-              <w:r>
-                <w:t>Lertratanakham</w:t>
-              </w:r>
-              <w:proofErr w:type="spellEnd"/>
-              <w:r>
-                <w:t xml:space="preserve">, and T. </w:t>
-              </w:r>
-              <w:proofErr w:type="spellStart"/>
-              <w:r>
-                <w:t>Tanantong</w:t>
-              </w:r>
-              <w:proofErr w:type="spellEnd"/>
-              <w:r>
-                <w:t xml:space="preserve">, "A hybrid framework using PCA, EMD and LSTM methods for stock market price prediction with sentiment analysis," </w:t>
+                <w:t xml:space="preserve">K. Srijiranon, Y. Lertratanakham, and T. Tanantong, "A hybrid framework using PCA, EMD and LSTM methods for stock market price prediction with sentiment analysis," </w:t>
               </w:r>
               <w:r>
                 <w:rPr>
@@ -1171,21 +1291,15 @@
                 <w:t>Appl. Sci.</w:t>
               </w:r>
               <w:r>
-                <w:t xml:space="preserve">, vol. 12, no. 21, art. 10823, 2022, </w:t>
+                <w:t>, vol. 12, no. 21, art. 10823, 2022, doi: 10.3390/app122110823.</w:t>
               </w:r>
-              <w:proofErr w:type="spellStart"/>
-              <w:r>
-                <w:t>doi</w:t>
-              </w:r>
-              <w:proofErr w:type="spellEnd"/>
-              <w:r>
-                <w:t>: 10.3390/app122110823.</w:t>
-              </w:r>
+              <w:bookmarkEnd w:id="8"/>
             </w:p>
             <w:p>
               <w:pPr>
                 <w:pStyle w:val="Reference"/>
               </w:pPr>
+              <w:bookmarkStart w:id="9" w:name="_Ref239268589"/>
               <w:r>
                 <w:t xml:space="preserve">H. Raza and Z. Akhtar, "Predicting stock prices in the Pakistan market using machine learning and technical indicators," </w:t>
               </w:r>
@@ -1196,31 +1310,17 @@
                 <w:t>Modern Finance</w:t>
               </w:r>
               <w:r>
-                <w:t xml:space="preserve">, vol. 2, no. 2, pp. 46–63, 2024, </w:t>
+                <w:t>, vol. 2, no. 2, pp. 46–63, 2024, doi: 10.61351/mf.v2i2.167.</w:t>
               </w:r>
-              <w:proofErr w:type="spellStart"/>
-              <w:r>
-                <w:t>doi</w:t>
-              </w:r>
-              <w:proofErr w:type="spellEnd"/>
-              <w:r>
-                <w:t>: 10.61351/mf.v2i2.167.</w:t>
-              </w:r>
+              <w:bookmarkEnd w:id="9"/>
             </w:p>
             <w:p>
               <w:pPr>
                 <w:pStyle w:val="Reference"/>
               </w:pPr>
+              <w:bookmarkStart w:id="10" w:name="_Ref239268481"/>
               <w:r>
-                <w:t xml:space="preserve">P. Kasture and K. </w:t>
-              </w:r>
-              <w:proofErr w:type="spellStart"/>
-              <w:r>
-                <w:t>Shirsath</w:t>
-              </w:r>
-              <w:proofErr w:type="spellEnd"/>
-              <w:r>
-                <w:t xml:space="preserve">, "Enhancing stock market prediction: A hybrid RNN-LSTM framework with sentiment analysis," </w:t>
+                <w:t xml:space="preserve">P. Kasture and K. Shirsath, "Enhancing stock market prediction: A hybrid RNN-LSTM framework with sentiment analysis," </w:t>
               </w:r>
               <w:r>
                 <w:rPr>
@@ -1229,21 +1329,15 @@
                 <w:t>Indian J. Sci. Technol.</w:t>
               </w:r>
               <w:r>
-                <w:t xml:space="preserve">, vol. 17, no. 18, pp. 1880–1888, 2024, </w:t>
+                <w:t>, vol. 17, no. 18, pp. 1880–1888, 2024, doi: 10.17485/IJST/v17i18.466.</w:t>
               </w:r>
-              <w:proofErr w:type="spellStart"/>
-              <w:r>
-                <w:t>doi</w:t>
-              </w:r>
-              <w:proofErr w:type="spellEnd"/>
-              <w:r>
-                <w:t>: 10.17485/IJST/v17i18.466.</w:t>
-              </w:r>
+              <w:bookmarkEnd w:id="10"/>
             </w:p>
             <w:p>
               <w:pPr>
                 <w:pStyle w:val="Reference"/>
               </w:pPr>
+              <w:bookmarkStart w:id="11" w:name="_Ref239268549"/>
               <w:r>
                 <w:t xml:space="preserve">A. Pagliaro, "Regime-aware LightGBM for stock market forecasting: A validated walk-forward framework with statistical rigor and explainable AI analysis," </w:t>
               </w:r>
@@ -1254,21 +1348,14 @@
                 <w:t>Electronics</w:t>
               </w:r>
               <w:r>
-                <w:t xml:space="preserve">, vol. 15, no. 6, art. 1334, 2026, </w:t>
-              </w:r>
-              <w:proofErr w:type="spellStart"/>
-              <w:r>
-                <w:t>doi</w:t>
-              </w:r>
-              <w:proofErr w:type="spellEnd"/>
-              <w:r>
-                <w:t>: 10.3390/electronics15061334.</w:t>
+                <w:t>, vol. 15, no. 6, art. 1334, 2026, doi: 10.3390/electronics15061334.</w:t>
               </w:r>
             </w:p>
           </w:sdtContent>
         </w:sdt>
       </w:sdtContent>
     </w:sdt>
+    <w:bookmarkEnd w:id="11" w:displacedByCustomXml="prev"/>
     <w:sectPr>
       <w:headerReference w:type="default" r:id="rId13"/>
       <w:headerReference w:type="first" r:id="rId14"/>
@@ -1284,7 +1371,7 @@
 </file>
 
 <file path=word/endnotes.xml><?xml version="1.0" encoding="utf-8"?>
-<w:endnotes xmlns:wpc="http://schemas.microsoft.com/office/word/2010/wordprocessingCanvas" xmlns:cx="http://schemas.microsoft.com/office/drawing/2014/chartex" xmlns:cx1="http://schemas.microsoft.com/office/drawing/2015/9/8/chartex" xmlns:cx2="http://schemas.microsoft.com/office/drawing/2015/10/21/chartex" xmlns:cx3="http://schemas.microsoft.com/office/drawing/2016/5/9/chartex" xmlns:cx4="http://schemas.microsoft.com/office/drawing/2016/5/10/chartex" xmlns:cx5="http://schemas.microsoft.com/office/drawing/2016/5/11/chartex" xmlns:cx6="http://schemas.microsoft.com/office/drawing/2016/5/12/chartex" xmlns:cx7="http://schemas.microsoft.com/office/drawing/2016/5/13/chartex" xmlns:cx8="http://schemas.microsoft.com/office/drawing/2016/5/14/chartex" xmlns:mc="http://schemas.openxmlformats.org/markup-compatibility/2006" xmlns:aink="http://schemas.microsoft.com/office/drawing/2016/ink" xmlns:am3d="http://schemas.microsoft.com/office/drawing/2017/model3d" xmlns:o="urn:schemas-microsoft-com:office:office" xmlns:oel="http://schemas.microsoft.com/office/2019/extlst" xmlns:r="http://schemas.openxmlformats.org/officeDocument/2006/relationships" xmlns:m="http://schemas.openxmlformats.org/officeDocument/2006/math" xmlns:v="urn:schemas-microsoft-com:vml" xmlns:wp14="http://schemas.microsoft.com/office/word/2010/wordprocessingDrawing" xmlns:wp="http://schemas.openxmlformats.org/drawingml/2006/wordprocessingDrawing" xmlns:w10="urn:schemas-microsoft-com:office:word" xmlns:w="http://schemas.openxmlformats.org/wordprocessingml/2006/main" xmlns:w14="http://schemas.microsoft.com/office/word/2010/wordml" xmlns:w15="http://schemas.microsoft.com/office/word/2012/wordml" xmlns:w16cex="http://schemas.microsoft.com/office/word/2018/wordml/cex" xmlns:w16cid="http://schemas.microsoft.com/office/word/2016/wordml/cid" xmlns:w16="http://schemas.microsoft.com/office/word/2018/wordml" xmlns:w16du="http://schemas.microsoft.com/office/word/2023/wordml/word16du" xmlns:w16sdtdh="http://schemas.microsoft.com/office/word/2020/wordml/sdtdatahash" xmlns:w16sdtfl="http://schemas.microsoft.com/office/word/2024/wordml/sdtformatlock" xmlns:w16se="http://schemas.microsoft.com/office/word/2015/wordml/symex" xmlns:wpg="http://schemas.microsoft.com/office/word/2010/wordprocessingGroup" xmlns:wpi="http://schemas.microsoft.com/office/word/2010/wordprocessingInk" xmlns:wne="http://schemas.microsoft.com/office/word/2006/wordml" xmlns:wps="http://schemas.microsoft.com/office/word/2010/wordprocessingShape" mc:Ignorable="w14 w15 w16se w16cid w16 w16cex w16sdtdh w16sdtfl w16du wp14">
+<w:endnotes xmlns:wpc="http://schemas.microsoft.com/office/word/2010/wordprocessingCanvas" xmlns:cx="http://schemas.microsoft.com/office/drawing/2014/chartex" xmlns:cx1="http://schemas.microsoft.com/office/drawing/2015/9/8/chartex" xmlns:cx2="http://schemas.microsoft.com/office/drawing/2015/10/21/chartex" xmlns:cx3="http://schemas.microsoft.com/office/drawing/2016/5/9/chartex" xmlns:cx4="http://schemas.microsoft.com/office/drawing/2016/5/10/chartex" xmlns:cx5="http://schemas.microsoft.com/office/drawing/2016/5/11/chartex" xmlns:cx6="http://schemas.microsoft.com/office/drawing/2016/5/12/chartex" xmlns:cx7="http://schemas.microsoft.com/office/drawing/2016/5/13/chartex" xmlns:cx8="http://schemas.microsoft.com/office/drawing/2016/5/14/chartex" xmlns:mc="http://schemas.openxmlformats.org/markup-compatibility/2006" xmlns:aink="http://schemas.microsoft.com/office/drawing/2016/ink" xmlns:am3d="http://schemas.microsoft.com/office/drawing/2017/model3d" xmlns:o="urn:schemas-microsoft-com:office:office" xmlns:oel="http://schemas.microsoft.com/office/2019/extlst" xmlns:r="http://schemas.openxmlformats.org/officeDocument/2006/relationships" xmlns:m="http://schemas.openxmlformats.org/officeDocument/2006/math" xmlns:v="urn:schemas-microsoft-com:vml" xmlns:wp14="http://schemas.microsoft.com/office/word/2010/wordprocessingDrawing" xmlns:wp="http://schemas.openxmlformats.org/drawingml/2006/wordprocessingDrawing" xmlns:w10="urn:schemas-microsoft-com:office:word" xmlns:w="http://schemas.openxmlformats.org/wordprocessingml/2006/main" xmlns:w14="http://schemas.microsoft.com/office/word/2010/wordml" xmlns:w15="http://schemas.microsoft.com/office/word/2012/wordml" xmlns:w16cex="http://schemas.microsoft.com/office/word/2018/wordml/cex" xmlns:w16cid="http://schemas.microsoft.com/office/word/2016/wordml/cid" xmlns:w16="http://schemas.microsoft.com/office/word/2018/wordml" xmlns:w16sdtdh="http://schemas.microsoft.com/office/word/2020/wordml/sdtdatahash" xmlns:w16se="http://schemas.microsoft.com/office/word/2015/wordml/symex" xmlns:wpg="http://schemas.microsoft.com/office/word/2010/wordprocessingGroup" xmlns:wpi="http://schemas.microsoft.com/office/word/2010/wordprocessingInk" xmlns:wne="http://schemas.microsoft.com/office/word/2006/wordml" xmlns:wps="http://schemas.microsoft.com/office/word/2010/wordprocessingShape" mc:Ignorable="w14 w15 w16se w16cid w16 w16cex w16sdtdh wp14">
   <w:endnote w:type="separator" w:id="-1">
     <w:p>
       <w:r>
@@ -1303,7 +1390,7 @@
 </file>
 
 <file path=word/footnotes.xml><?xml version="1.0" encoding="utf-8"?>
-<w:footnotes xmlns:wpc="http://schemas.microsoft.com/office/word/2010/wordprocessingCanvas" xmlns:cx="http://schemas.microsoft.com/office/drawing/2014/chartex" xmlns:cx1="http://schemas.microsoft.com/office/drawing/2015/9/8/chartex" xmlns:cx2="http://schemas.microsoft.com/office/drawing/2015/10/21/chartex" xmlns:cx3="http://schemas.microsoft.com/office/drawing/2016/5/9/chartex" xmlns:cx4="http://schemas.microsoft.com/office/drawing/2016/5/10/chartex" xmlns:cx5="http://schemas.microsoft.com/office/drawing/2016/5/11/chartex" xmlns:cx6="http://schemas.microsoft.com/office/drawing/2016/5/12/chartex" xmlns:cx7="http://schemas.microsoft.com/office/drawing/2016/5/13/chartex" xmlns:cx8="http://schemas.microsoft.com/office/drawing/2016/5/14/chartex" xmlns:mc="http://schemas.openxmlformats.org/markup-compatibility/2006" xmlns:aink="http://schemas.microsoft.com/office/drawing/2016/ink" xmlns:am3d="http://schemas.microsoft.com/office/drawing/2017/model3d" xmlns:o="urn:schemas-microsoft-com:office:office" xmlns:oel="http://schemas.microsoft.com/office/2019/extlst" xmlns:r="http://schemas.openxmlformats.org/officeDocument/2006/relationships" xmlns:m="http://schemas.openxmlformats.org/officeDocument/2006/math" xmlns:v="urn:schemas-microsoft-com:vml" xmlns:wp14="http://schemas.microsoft.com/office/word/2010/wordprocessingDrawing" xmlns:wp="http://schemas.openxmlformats.org/drawingml/2006/wordprocessingDrawing" xmlns:w10="urn:schemas-microsoft-com:office:word" xmlns:w="http://schemas.openxmlformats.org/wordprocessingml/2006/main" xmlns:w14="http://schemas.microsoft.com/office/word/2010/wordml" xmlns:w15="http://schemas.microsoft.com/office/word/2012/wordml" xmlns:w16cex="http://schemas.microsoft.com/office/word/2018/wordml/cex" xmlns:w16cid="http://schemas.microsoft.com/office/word/2016/wordml/cid" xmlns:w16="http://schemas.microsoft.com/office/word/2018/wordml" xmlns:w16du="http://schemas.microsoft.com/office/word/2023/wordml/word16du" xmlns:w16sdtdh="http://schemas.microsoft.com/office/word/2020/wordml/sdtdatahash" xmlns:w16sdtfl="http://schemas.microsoft.com/office/word/2024/wordml/sdtformatlock" xmlns:w16se="http://schemas.microsoft.com/office/word/2015/wordml/symex" xmlns:wpg="http://schemas.microsoft.com/office/word/2010/wordprocessingGroup" xmlns:wpi="http://schemas.microsoft.com/office/word/2010/wordprocessingInk" xmlns:wne="http://schemas.microsoft.com/office/word/2006/wordml" xmlns:wps="http://schemas.microsoft.com/office/word/2010/wordprocessingShape" mc:Ignorable="w14 w15 w16se w16cid w16 w16cex w16sdtdh w16sdtfl w16du wp14">
+<w:footnotes xmlns:wpc="http://schemas.microsoft.com/office/word/2010/wordprocessingCanvas" xmlns:cx="http://schemas.microsoft.com/office/drawing/2014/chartex" xmlns:cx1="http://schemas.microsoft.com/office/drawing/2015/9/8/chartex" xmlns:cx2="http://schemas.microsoft.com/office/drawing/2015/10/21/chartex" xmlns:cx3="http://schemas.microsoft.com/office/drawing/2016/5/9/chartex" xmlns:cx4="http://schemas.microsoft.com/office/drawing/2016/5/10/chartex" xmlns:cx5="http://schemas.microsoft.com/office/drawing/2016/5/11/chartex" xmlns:cx6="http://schemas.microsoft.com/office/drawing/2016/5/12/chartex" xmlns:cx7="http://schemas.microsoft.com/office/drawing/2016/5/13/chartex" xmlns:cx8="http://schemas.microsoft.com/office/drawing/2016/5/14/chartex" xmlns:mc="http://schemas.openxmlformats.org/markup-compatibility/2006" xmlns:aink="http://schemas.microsoft.com/office/drawing/2016/ink" xmlns:am3d="http://schemas.microsoft.com/office/drawing/2017/model3d" xmlns:o="urn:schemas-microsoft-com:office:office" xmlns:oel="http://schemas.microsoft.com/office/2019/extlst" xmlns:r="http://schemas.openxmlformats.org/officeDocument/2006/relationships" xmlns:m="http://schemas.openxmlformats.org/officeDocument/2006/math" xmlns:v="urn:schemas-microsoft-com:vml" xmlns:wp14="http://schemas.microsoft.com/office/word/2010/wordprocessingDrawing" xmlns:wp="http://schemas.openxmlformats.org/drawingml/2006/wordprocessingDrawing" xmlns:w10="urn:schemas-microsoft-com:office:word" xmlns:w="http://schemas.openxmlformats.org/wordprocessingml/2006/main" xmlns:w14="http://schemas.microsoft.com/office/word/2010/wordml" xmlns:w15="http://schemas.microsoft.com/office/word/2012/wordml" xmlns:w16cex="http://schemas.microsoft.com/office/word/2018/wordml/cex" xmlns:w16cid="http://schemas.microsoft.com/office/word/2016/wordml/cid" xmlns:w16="http://schemas.microsoft.com/office/word/2018/wordml" xmlns:w16sdtdh="http://schemas.microsoft.com/office/word/2020/wordml/sdtdatahash" xmlns:w16se="http://schemas.microsoft.com/office/word/2015/wordml/symex" xmlns:wpg="http://schemas.microsoft.com/office/word/2010/wordprocessingGroup" xmlns:wpi="http://schemas.microsoft.com/office/word/2010/wordprocessingInk" xmlns:wne="http://schemas.microsoft.com/office/word/2006/wordml" xmlns:wps="http://schemas.microsoft.com/office/word/2010/wordprocessingShape" mc:Ignorable="w14 w15 w16se w16cid w16 w16cex w16sdtdh wp14">
   <w:footnote w:type="separator" w:id="-1">
     <w:p>
       <w:r>
@@ -1322,7 +1409,7 @@
 </file>
 
 <file path=word/header1.xml><?xml version="1.0" encoding="utf-8"?>
-<w:hdr xmlns:wpc="http://schemas.microsoft.com/office/word/2010/wordprocessingCanvas" xmlns:cx="http://schemas.microsoft.com/office/drawing/2014/chartex" xmlns:cx1="http://schemas.microsoft.com/office/drawing/2015/9/8/chartex" xmlns:cx2="http://schemas.microsoft.com/office/drawing/2015/10/21/chartex" xmlns:cx3="http://schemas.microsoft.com/office/drawing/2016/5/9/chartex" xmlns:cx4="http://schemas.microsoft.com/office/drawing/2016/5/10/chartex" xmlns:cx5="http://schemas.microsoft.com/office/drawing/2016/5/11/chartex" xmlns:cx6="http://schemas.microsoft.com/office/drawing/2016/5/12/chartex" xmlns:cx7="http://schemas.microsoft.com/office/drawing/2016/5/13/chartex" xmlns:cx8="http://schemas.microsoft.com/office/drawing/2016/5/14/chartex" xmlns:mc="http://schemas.openxmlformats.org/markup-compatibility/2006" xmlns:aink="http://schemas.microsoft.com/office/drawing/2016/ink" xmlns:am3d="http://schemas.microsoft.com/office/drawing/2017/model3d" xmlns:o="urn:schemas-microsoft-com:office:office" xmlns:oel="http://schemas.microsoft.com/office/2019/extlst" xmlns:r="http://schemas.openxmlformats.org/officeDocument/2006/relationships" xmlns:m="http://schemas.openxmlformats.org/officeDocument/2006/math" xmlns:v="urn:schemas-microsoft-com:vml" xmlns:wp14="http://schemas.microsoft.com/office/word/2010/wordprocessingDrawing" xmlns:wp="http://schemas.openxmlformats.org/drawingml/2006/wordprocessingDrawing" xmlns:w10="urn:schemas-microsoft-com:office:word" xmlns:w="http://schemas.openxmlformats.org/wordprocessingml/2006/main" xmlns:w14="http://schemas.microsoft.com/office/word/2010/wordml" xmlns:w15="http://schemas.microsoft.com/office/word/2012/wordml" xmlns:w16cex="http://schemas.microsoft.com/office/word/2018/wordml/cex" xmlns:w16cid="http://schemas.microsoft.com/office/word/2016/wordml/cid" xmlns:w16="http://schemas.microsoft.com/office/word/2018/wordml" xmlns:w16du="http://schemas.microsoft.com/office/word/2023/wordml/word16du" xmlns:w16sdtdh="http://schemas.microsoft.com/office/word/2020/wordml/sdtdatahash" xmlns:w16sdtfl="http://schemas.microsoft.com/office/word/2024/wordml/sdtformatlock" xmlns:w16se="http://schemas.microsoft.com/office/word/2015/wordml/symex" xmlns:wpg="http://schemas.microsoft.com/office/word/2010/wordprocessingGroup" xmlns:wpi="http://schemas.microsoft.com/office/word/2010/wordprocessingInk" xmlns:wne="http://schemas.microsoft.com/office/word/2006/wordml" xmlns:wps="http://schemas.microsoft.com/office/word/2010/wordprocessingShape" mc:Ignorable="w14 w15 w16se w16cid w16 w16cex w16sdtdh w16sdtfl w16du wp14">
+<w:hdr xmlns:wpc="http://schemas.microsoft.com/office/word/2010/wordprocessingCanvas" xmlns:cx="http://schemas.microsoft.com/office/drawing/2014/chartex" xmlns:cx1="http://schemas.microsoft.com/office/drawing/2015/9/8/chartex" xmlns:cx2="http://schemas.microsoft.com/office/drawing/2015/10/21/chartex" xmlns:cx3="http://schemas.microsoft.com/office/drawing/2016/5/9/chartex" xmlns:cx4="http://schemas.microsoft.com/office/drawing/2016/5/10/chartex" xmlns:cx5="http://schemas.microsoft.com/office/drawing/2016/5/11/chartex" xmlns:cx6="http://schemas.microsoft.com/office/drawing/2016/5/12/chartex" xmlns:cx7="http://schemas.microsoft.com/office/drawing/2016/5/13/chartex" xmlns:cx8="http://schemas.microsoft.com/office/drawing/2016/5/14/chartex" xmlns:mc="http://schemas.openxmlformats.org/markup-compatibility/2006" xmlns:aink="http://schemas.microsoft.com/office/drawing/2016/ink" xmlns:am3d="http://schemas.microsoft.com/office/drawing/2017/model3d" xmlns:o="urn:schemas-microsoft-com:office:office" xmlns:oel="http://schemas.microsoft.com/office/2019/extlst" xmlns:r="http://schemas.openxmlformats.org/officeDocument/2006/relationships" xmlns:m="http://schemas.openxmlformats.org/officeDocument/2006/math" xmlns:v="urn:schemas-microsoft-com:vml" xmlns:wp14="http://schemas.microsoft.com/office/word/2010/wordprocessingDrawing" xmlns:wp="http://schemas.openxmlformats.org/drawingml/2006/wordprocessingDrawing" xmlns:w10="urn:schemas-microsoft-com:office:word" xmlns:w="http://schemas.openxmlformats.org/wordprocessingml/2006/main" xmlns:w14="http://schemas.microsoft.com/office/word/2010/wordml" xmlns:w15="http://schemas.microsoft.com/office/word/2012/wordml" xmlns:w16cex="http://schemas.microsoft.com/office/word/2018/wordml/cex" xmlns:w16cid="http://schemas.microsoft.com/office/word/2016/wordml/cid" xmlns:w16="http://schemas.microsoft.com/office/word/2018/wordml" xmlns:w16sdtdh="http://schemas.microsoft.com/office/word/2020/wordml/sdtdatahash" xmlns:w16se="http://schemas.microsoft.com/office/word/2015/wordml/symex" xmlns:wpg="http://schemas.microsoft.com/office/word/2010/wordprocessingGroup" xmlns:wpi="http://schemas.microsoft.com/office/word/2010/wordprocessingInk" xmlns:wne="http://schemas.microsoft.com/office/word/2006/wordml" xmlns:wps="http://schemas.microsoft.com/office/word/2010/wordprocessingShape" mc:Ignorable="w14 w15 w16se w16cid w16 w16cex w16sdtdh wp14">
   <w:sdt>
     <w:sdtPr>
       <w:id w:val="450760904"/>
@@ -1376,7 +1463,7 @@
 </file>
 
 <file path=word/header2.xml><?xml version="1.0" encoding="utf-8"?>
-<w:hdr xmlns:wpc="http://schemas.microsoft.com/office/word/2010/wordprocessingCanvas" xmlns:cx="http://schemas.microsoft.com/office/drawing/2014/chartex" xmlns:cx1="http://schemas.microsoft.com/office/drawing/2015/9/8/chartex" xmlns:cx2="http://schemas.microsoft.com/office/drawing/2015/10/21/chartex" xmlns:cx3="http://schemas.microsoft.com/office/drawing/2016/5/9/chartex" xmlns:cx4="http://schemas.microsoft.com/office/drawing/2016/5/10/chartex" xmlns:cx5="http://schemas.microsoft.com/office/drawing/2016/5/11/chartex" xmlns:cx6="http://schemas.microsoft.com/office/drawing/2016/5/12/chartex" xmlns:cx7="http://schemas.microsoft.com/office/drawing/2016/5/13/chartex" xmlns:cx8="http://schemas.microsoft.com/office/drawing/2016/5/14/chartex" xmlns:mc="http://schemas.openxmlformats.org/markup-compatibility/2006" xmlns:aink="http://schemas.microsoft.com/office/drawing/2016/ink" xmlns:am3d="http://schemas.microsoft.com/office/drawing/2017/model3d" xmlns:o="urn:schemas-microsoft-com:office:office" xmlns:oel="http://schemas.microsoft.com/office/2019/extlst" xmlns:r="http://schemas.openxmlformats.org/officeDocument/2006/relationships" xmlns:m="http://schemas.openxmlformats.org/officeDocument/2006/math" xmlns:v="urn:schemas-microsoft-com:vml" xmlns:wp14="http://schemas.microsoft.com/office/word/2010/wordprocessingDrawing" xmlns:wp="http://schemas.openxmlformats.org/drawingml/2006/wordprocessingDrawing" xmlns:w10="urn:schemas-microsoft-com:office:word" xmlns:w="http://schemas.openxmlformats.org/wordprocessingml/2006/main" xmlns:w14="http://schemas.microsoft.com/office/word/2010/wordml" xmlns:w15="http://schemas.microsoft.com/office/word/2012/wordml" xmlns:w16cex="http://schemas.microsoft.com/office/word/2018/wordml/cex" xmlns:w16cid="http://schemas.microsoft.com/office/word/2016/wordml/cid" xmlns:w16="http://schemas.microsoft.com/office/word/2018/wordml" xmlns:w16du="http://schemas.microsoft.com/office/word/2023/wordml/word16du" xmlns:w16sdtdh="http://schemas.microsoft.com/office/word/2020/wordml/sdtdatahash" xmlns:w16sdtfl="http://schemas.microsoft.com/office/word/2024/wordml/sdtformatlock" xmlns:w16se="http://schemas.microsoft.com/office/word/2015/wordml/symex" xmlns:wpg="http://schemas.microsoft.com/office/word/2010/wordprocessingGroup" xmlns:wpi="http://schemas.microsoft.com/office/word/2010/wordprocessingInk" xmlns:wne="http://schemas.microsoft.com/office/word/2006/wordml" xmlns:wps="http://schemas.microsoft.com/office/word/2010/wordprocessingShape" mc:Ignorable="w14 w15 w16se w16cid w16 w16cex w16sdtdh w16sdtfl w16du wp14">
+<w:hdr xmlns:wpc="http://schemas.microsoft.com/office/word/2010/wordprocessingCanvas" xmlns:cx="http://schemas.microsoft.com/office/drawing/2014/chartex" xmlns:cx1="http://schemas.microsoft.com/office/drawing/2015/9/8/chartex" xmlns:cx2="http://schemas.microsoft.com/office/drawing/2015/10/21/chartex" xmlns:cx3="http://schemas.microsoft.com/office/drawing/2016/5/9/chartex" xmlns:cx4="http://schemas.microsoft.com/office/drawing/2016/5/10/chartex" xmlns:cx5="http://schemas.microsoft.com/office/drawing/2016/5/11/chartex" xmlns:cx6="http://schemas.microsoft.com/office/drawing/2016/5/12/chartex" xmlns:cx7="http://schemas.microsoft.com/office/drawing/2016/5/13/chartex" xmlns:cx8="http://schemas.microsoft.com/office/drawing/2016/5/14/chartex" xmlns:mc="http://schemas.openxmlformats.org/markup-compatibility/2006" xmlns:aink="http://schemas.microsoft.com/office/drawing/2016/ink" xmlns:am3d="http://schemas.microsoft.com/office/drawing/2017/model3d" xmlns:o="urn:schemas-microsoft-com:office:office" xmlns:oel="http://schemas.microsoft.com/office/2019/extlst" xmlns:r="http://schemas.openxmlformats.org/officeDocument/2006/relationships" xmlns:m="http://schemas.openxmlformats.org/officeDocument/2006/math" xmlns:v="urn:schemas-microsoft-com:vml" xmlns:wp14="http://schemas.microsoft.com/office/word/2010/wordprocessingDrawing" xmlns:wp="http://schemas.openxmlformats.org/drawingml/2006/wordprocessingDrawing" xmlns:w10="urn:schemas-microsoft-com:office:word" xmlns:w="http://schemas.openxmlformats.org/wordprocessingml/2006/main" xmlns:w14="http://schemas.microsoft.com/office/word/2010/wordml" xmlns:w15="http://schemas.microsoft.com/office/word/2012/wordml" xmlns:w16cex="http://schemas.microsoft.com/office/word/2018/wordml/cex" xmlns:w16cid="http://schemas.microsoft.com/office/word/2016/wordml/cid" xmlns:w16="http://schemas.microsoft.com/office/word/2018/wordml" xmlns:w16sdtdh="http://schemas.microsoft.com/office/word/2020/wordml/sdtdatahash" xmlns:w16se="http://schemas.microsoft.com/office/word/2015/wordml/symex" xmlns:wpg="http://schemas.microsoft.com/office/word/2010/wordprocessingGroup" xmlns:wpi="http://schemas.microsoft.com/office/word/2010/wordprocessingInk" xmlns:wne="http://schemas.microsoft.com/office/word/2006/wordml" xmlns:wps="http://schemas.microsoft.com/office/word/2010/wordprocessingShape" mc:Ignorable="w14 w15 w16se w16cid w16 w16cex w16sdtdh wp14">
   <w:p>
     <w:pPr>
       <w:pStyle w:val="Header"/>
@@ -1387,7 +1474,7 @@
 </file>
 
 <file path=word/header3.xml><?xml version="1.0" encoding="utf-8"?>
-<w:hdr xmlns:wpc="http://schemas.microsoft.com/office/word/2010/wordprocessingCanvas" xmlns:cx="http://schemas.microsoft.com/office/drawing/2014/chartex" xmlns:cx1="http://schemas.microsoft.com/office/drawing/2015/9/8/chartex" xmlns:cx2="http://schemas.microsoft.com/office/drawing/2015/10/21/chartex" xmlns:cx3="http://schemas.microsoft.com/office/drawing/2016/5/9/chartex" xmlns:cx4="http://schemas.microsoft.com/office/drawing/2016/5/10/chartex" xmlns:cx5="http://schemas.microsoft.com/office/drawing/2016/5/11/chartex" xmlns:cx6="http://schemas.microsoft.com/office/drawing/2016/5/12/chartex" xmlns:cx7="http://schemas.microsoft.com/office/drawing/2016/5/13/chartex" xmlns:cx8="http://schemas.microsoft.com/office/drawing/2016/5/14/chartex" xmlns:mc="http://schemas.openxmlformats.org/markup-compatibility/2006" xmlns:aink="http://schemas.microsoft.com/office/drawing/2016/ink" xmlns:am3d="http://schemas.microsoft.com/office/drawing/2017/model3d" xmlns:o="urn:schemas-microsoft-com:office:office" xmlns:oel="http://schemas.microsoft.com/office/2019/extlst" xmlns:r="http://schemas.openxmlformats.org/officeDocument/2006/relationships" xmlns:m="http://schemas.openxmlformats.org/officeDocument/2006/math" xmlns:v="urn:schemas-microsoft-com:vml" xmlns:wp14="http://schemas.microsoft.com/office/word/2010/wordprocessingDrawing" xmlns:wp="http://schemas.openxmlformats.org/drawingml/2006/wordprocessingDrawing" xmlns:w10="urn:schemas-microsoft-com:office:word" xmlns:w="http://schemas.openxmlformats.org/wordprocessingml/2006/main" xmlns:w14="http://schemas.microsoft.com/office/word/2010/wordml" xmlns:w15="http://schemas.microsoft.com/office/word/2012/wordml" xmlns:w16cex="http://schemas.microsoft.com/office/word/2018/wordml/cex" xmlns:w16cid="http://schemas.microsoft.com/office/word/2016/wordml/cid" xmlns:w16="http://schemas.microsoft.com/office/word/2018/wordml" xmlns:w16du="http://schemas.microsoft.com/office/word/2023/wordml/word16du" xmlns:w16sdtdh="http://schemas.microsoft.com/office/word/2020/wordml/sdtdatahash" xmlns:w16sdtfl="http://schemas.microsoft.com/office/word/2024/wordml/sdtformatlock" xmlns:w16se="http://schemas.microsoft.com/office/word/2015/wordml/symex" xmlns:wpg="http://schemas.microsoft.com/office/word/2010/wordprocessingGroup" xmlns:wpi="http://schemas.microsoft.com/office/word/2010/wordprocessingInk" xmlns:wne="http://schemas.microsoft.com/office/word/2006/wordml" xmlns:wps="http://schemas.microsoft.com/office/word/2010/wordprocessingShape" mc:Ignorable="w14 w15 w16se w16cid w16 w16cex w16sdtdh w16sdtfl w16du wp14">
+<w:hdr xmlns:wpc="http://schemas.microsoft.com/office/word/2010/wordprocessingCanvas" xmlns:cx="http://schemas.microsoft.com/office/drawing/2014/chartex" xmlns:cx1="http://schemas.microsoft.com/office/drawing/2015/9/8/chartex" xmlns:cx2="http://schemas.microsoft.com/office/drawing/2015/10/21/chartex" xmlns:cx3="http://schemas.microsoft.com/office/drawing/2016/5/9/chartex" xmlns:cx4="http://schemas.microsoft.com/office/drawing/2016/5/10/chartex" xmlns:cx5="http://schemas.microsoft.com/office/drawing/2016/5/11/chartex" xmlns:cx6="http://schemas.microsoft.com/office/drawing/2016/5/12/chartex" xmlns:cx7="http://schemas.microsoft.com/office/drawing/2016/5/13/chartex" xmlns:cx8="http://schemas.microsoft.com/office/drawing/2016/5/14/chartex" xmlns:mc="http://schemas.openxmlformats.org/markup-compatibility/2006" xmlns:aink="http://schemas.microsoft.com/office/drawing/2016/ink" xmlns:am3d="http://schemas.microsoft.com/office/drawing/2017/model3d" xmlns:o="urn:schemas-microsoft-com:office:office" xmlns:oel="http://schemas.microsoft.com/office/2019/extlst" xmlns:r="http://schemas.openxmlformats.org/officeDocument/2006/relationships" xmlns:m="http://schemas.openxmlformats.org/officeDocument/2006/math" xmlns:v="urn:schemas-microsoft-com:vml" xmlns:wp14="http://schemas.microsoft.com/office/word/2010/wordprocessingDrawing" xmlns:wp="http://schemas.openxmlformats.org/drawingml/2006/wordprocessingDrawing" xmlns:w10="urn:schemas-microsoft-com:office:word" xmlns:w="http://schemas.openxmlformats.org/wordprocessingml/2006/main" xmlns:w14="http://schemas.microsoft.com/office/word/2010/wordml" xmlns:w15="http://schemas.microsoft.com/office/word/2012/wordml" xmlns:w16cex="http://schemas.microsoft.com/office/word/2018/wordml/cex" xmlns:w16cid="http://schemas.microsoft.com/office/word/2016/wordml/cid" xmlns:w16="http://schemas.microsoft.com/office/word/2018/wordml" xmlns:w16sdtdh="http://schemas.microsoft.com/office/word/2020/wordml/sdtdatahash" xmlns:w16se="http://schemas.microsoft.com/office/word/2015/wordml/symex" xmlns:wpg="http://schemas.microsoft.com/office/word/2010/wordprocessingGroup" xmlns:wpi="http://schemas.microsoft.com/office/word/2010/wordprocessingInk" xmlns:wne="http://schemas.microsoft.com/office/word/2006/wordml" xmlns:wps="http://schemas.microsoft.com/office/word/2010/wordprocessingShape" mc:Ignorable="w14 w15 w16se w16cid w16 w16cex w16sdtdh wp14">
   <w:sdt>
     <w:sdtPr>
       <w:id w:val="1161887070"/>
@@ -1419,7 +1506,7 @@
 </file>
 
 <file path=word/header4.xml><?xml version="1.0" encoding="utf-8"?>
-<w:hdr xmlns:wpc="http://schemas.microsoft.com/office/word/2010/wordprocessingCanvas" xmlns:cx="http://schemas.microsoft.com/office/drawing/2014/chartex" xmlns:cx1="http://schemas.microsoft.com/office/drawing/2015/9/8/chartex" xmlns:cx2="http://schemas.microsoft.com/office/drawing/2015/10/21/chartex" xmlns:cx3="http://schemas.microsoft.com/office/drawing/2016/5/9/chartex" xmlns:cx4="http://schemas.microsoft.com/office/drawing/2016/5/10/chartex" xmlns:cx5="http://schemas.microsoft.com/office/drawing/2016/5/11/chartex" xmlns:cx6="http://schemas.microsoft.com/office/drawing/2016/5/12/chartex" xmlns:cx7="http://schemas.microsoft.com/office/drawing/2016/5/13/chartex" xmlns:cx8="http://schemas.microsoft.com/office/drawing/2016/5/14/chartex" xmlns:mc="http://schemas.openxmlformats.org/markup-compatibility/2006" xmlns:aink="http://schemas.microsoft.com/office/drawing/2016/ink" xmlns:am3d="http://schemas.microsoft.com/office/drawing/2017/model3d" xmlns:o="urn:schemas-microsoft-com:office:office" xmlns:oel="http://schemas.microsoft.com/office/2019/extlst" xmlns:r="http://schemas.openxmlformats.org/officeDocument/2006/relationships" xmlns:m="http://schemas.openxmlformats.org/officeDocument/2006/math" xmlns:v="urn:schemas-microsoft-com:vml" xmlns:wp14="http://schemas.microsoft.com/office/word/2010/wordprocessingDrawing" xmlns:wp="http://schemas.openxmlformats.org/drawingml/2006/wordprocessingDrawing" xmlns:w10="urn:schemas-microsoft-com:office:word" xmlns:w="http://schemas.openxmlformats.org/wordprocessingml/2006/main" xmlns:w14="http://schemas.microsoft.com/office/word/2010/wordml" xmlns:w15="http://schemas.microsoft.com/office/word/2012/wordml" xmlns:w16cex="http://schemas.microsoft.com/office/word/2018/wordml/cex" xmlns:w16cid="http://schemas.microsoft.com/office/word/2016/wordml/cid" xmlns:w16="http://schemas.microsoft.com/office/word/2018/wordml" xmlns:w16du="http://schemas.microsoft.com/office/word/2023/wordml/word16du" xmlns:w16sdtdh="http://schemas.microsoft.com/office/word/2020/wordml/sdtdatahash" xmlns:w16sdtfl="http://schemas.microsoft.com/office/word/2024/wordml/sdtformatlock" xmlns:w16se="http://schemas.microsoft.com/office/word/2015/wordml/symex" xmlns:wpg="http://schemas.microsoft.com/office/word/2010/wordprocessingGroup" xmlns:wpi="http://schemas.microsoft.com/office/word/2010/wordprocessingInk" xmlns:wne="http://schemas.microsoft.com/office/word/2006/wordml" xmlns:wps="http://schemas.microsoft.com/office/word/2010/wordprocessingShape" mc:Ignorable="w14 w15 w16se w16cid w16 w16cex w16sdtdh w16sdtfl w16du wp14">
+<w:hdr xmlns:wpc="http://schemas.microsoft.com/office/word/2010/wordprocessingCanvas" xmlns:cx="http://schemas.microsoft.com/office/drawing/2014/chartex" xmlns:cx1="http://schemas.microsoft.com/office/drawing/2015/9/8/chartex" xmlns:cx2="http://schemas.microsoft.com/office/drawing/2015/10/21/chartex" xmlns:cx3="http://schemas.microsoft.com/office/drawing/2016/5/9/chartex" xmlns:cx4="http://schemas.microsoft.com/office/drawing/2016/5/10/chartex" xmlns:cx5="http://schemas.microsoft.com/office/drawing/2016/5/11/chartex" xmlns:cx6="http://schemas.microsoft.com/office/drawing/2016/5/12/chartex" xmlns:cx7="http://schemas.microsoft.com/office/drawing/2016/5/13/chartex" xmlns:cx8="http://schemas.microsoft.com/office/drawing/2016/5/14/chartex" xmlns:mc="http://schemas.openxmlformats.org/markup-compatibility/2006" xmlns:aink="http://schemas.microsoft.com/office/drawing/2016/ink" xmlns:am3d="http://schemas.microsoft.com/office/drawing/2017/model3d" xmlns:o="urn:schemas-microsoft-com:office:office" xmlns:oel="http://schemas.microsoft.com/office/2019/extlst" xmlns:r="http://schemas.openxmlformats.org/officeDocument/2006/relationships" xmlns:m="http://schemas.openxmlformats.org/officeDocument/2006/math" xmlns:v="urn:schemas-microsoft-com:vml" xmlns:wp14="http://schemas.microsoft.com/office/word/2010/wordprocessingDrawing" xmlns:wp="http://schemas.openxmlformats.org/drawingml/2006/wordprocessingDrawing" xmlns:w10="urn:schemas-microsoft-com:office:word" xmlns:w="http://schemas.openxmlformats.org/wordprocessingml/2006/main" xmlns:w14="http://schemas.microsoft.com/office/word/2010/wordml" xmlns:w15="http://schemas.microsoft.com/office/word/2012/wordml" xmlns:w16cex="http://schemas.microsoft.com/office/word/2018/wordml/cex" xmlns:w16cid="http://schemas.microsoft.com/office/word/2016/wordml/cid" xmlns:w16="http://schemas.microsoft.com/office/word/2018/wordml" xmlns:w16sdtdh="http://schemas.microsoft.com/office/word/2020/wordml/sdtdatahash" xmlns:w16se="http://schemas.microsoft.com/office/word/2015/wordml/symex" xmlns:wpg="http://schemas.microsoft.com/office/word/2010/wordprocessingGroup" xmlns:wpi="http://schemas.microsoft.com/office/word/2010/wordprocessingInk" xmlns:wne="http://schemas.microsoft.com/office/word/2006/wordml" xmlns:wps="http://schemas.microsoft.com/office/word/2010/wordprocessingShape" mc:Ignorable="w14 w15 w16se w16cid w16 w16cex w16sdtdh wp14">
   <w:p>
     <w:pPr>
       <w:pStyle w:val="Header"/>
@@ -1489,7 +1576,7 @@
 </file>
 
 <file path=word/header5.xml><?xml version="1.0" encoding="utf-8"?>
-<w:hdr xmlns:wpc="http://schemas.microsoft.com/office/word/2010/wordprocessingCanvas" xmlns:cx="http://schemas.microsoft.com/office/drawing/2014/chartex" xmlns:cx1="http://schemas.microsoft.com/office/drawing/2015/9/8/chartex" xmlns:cx2="http://schemas.microsoft.com/office/drawing/2015/10/21/chartex" xmlns:cx3="http://schemas.microsoft.com/office/drawing/2016/5/9/chartex" xmlns:cx4="http://schemas.microsoft.com/office/drawing/2016/5/10/chartex" xmlns:cx5="http://schemas.microsoft.com/office/drawing/2016/5/11/chartex" xmlns:cx6="http://schemas.microsoft.com/office/drawing/2016/5/12/chartex" xmlns:cx7="http://schemas.microsoft.com/office/drawing/2016/5/13/chartex" xmlns:cx8="http://schemas.microsoft.com/office/drawing/2016/5/14/chartex" xmlns:mc="http://schemas.openxmlformats.org/markup-compatibility/2006" xmlns:aink="http://schemas.microsoft.com/office/drawing/2016/ink" xmlns:am3d="http://schemas.microsoft.com/office/drawing/2017/model3d" xmlns:o="urn:schemas-microsoft-com:office:office" xmlns:oel="http://schemas.microsoft.com/office/2019/extlst" xmlns:r="http://schemas.openxmlformats.org/officeDocument/2006/relationships" xmlns:m="http://schemas.openxmlformats.org/officeDocument/2006/math" xmlns:v="urn:schemas-microsoft-com:vml" xmlns:wp14="http://schemas.microsoft.com/office/word/2010/wordprocessingDrawing" xmlns:wp="http://schemas.openxmlformats.org/drawingml/2006/wordprocessingDrawing" xmlns:w10="urn:schemas-microsoft-com:office:word" xmlns:w="http://schemas.openxmlformats.org/wordprocessingml/2006/main" xmlns:w14="http://schemas.microsoft.com/office/word/2010/wordml" xmlns:w15="http://schemas.microsoft.com/office/word/2012/wordml" xmlns:w16cex="http://schemas.microsoft.com/office/word/2018/wordml/cex" xmlns:w16cid="http://schemas.microsoft.com/office/word/2016/wordml/cid" xmlns:w16="http://schemas.microsoft.com/office/word/2018/wordml" xmlns:w16du="http://schemas.microsoft.com/office/word/2023/wordml/word16du" xmlns:w16sdtdh="http://schemas.microsoft.com/office/word/2020/wordml/sdtdatahash" xmlns:w16sdtfl="http://schemas.microsoft.com/office/word/2024/wordml/sdtformatlock" xmlns:w16se="http://schemas.microsoft.com/office/word/2015/wordml/symex" xmlns:wpg="http://schemas.microsoft.com/office/word/2010/wordprocessingGroup" xmlns:wpi="http://schemas.microsoft.com/office/word/2010/wordprocessingInk" xmlns:wne="http://schemas.microsoft.com/office/word/2006/wordml" xmlns:wps="http://schemas.microsoft.com/office/word/2010/wordprocessingShape" mc:Ignorable="w14 w15 w16se w16cid w16 w16cex w16sdtdh w16sdtfl w16du wp14">
+<w:hdr xmlns:wpc="http://schemas.microsoft.com/office/word/2010/wordprocessingCanvas" xmlns:cx="http://schemas.microsoft.com/office/drawing/2014/chartex" xmlns:cx1="http://schemas.microsoft.com/office/drawing/2015/9/8/chartex" xmlns:cx2="http://schemas.microsoft.com/office/drawing/2015/10/21/chartex" xmlns:cx3="http://schemas.microsoft.com/office/drawing/2016/5/9/chartex" xmlns:cx4="http://schemas.microsoft.com/office/drawing/2016/5/10/chartex" xmlns:cx5="http://schemas.microsoft.com/office/drawing/2016/5/11/chartex" xmlns:cx6="http://schemas.microsoft.com/office/drawing/2016/5/12/chartex" xmlns:cx7="http://schemas.microsoft.com/office/drawing/2016/5/13/chartex" xmlns:cx8="http://schemas.microsoft.com/office/drawing/2016/5/14/chartex" xmlns:mc="http://schemas.openxmlformats.org/markup-compatibility/2006" xmlns:aink="http://schemas.microsoft.com/office/drawing/2016/ink" xmlns:am3d="http://schemas.microsoft.com/office/drawing/2017/model3d" xmlns:o="urn:schemas-microsoft-com:office:office" xmlns:oel="http://schemas.microsoft.com/office/2019/extlst" xmlns:r="http://schemas.openxmlformats.org/officeDocument/2006/relationships" xmlns:m="http://schemas.openxmlformats.org/officeDocument/2006/math" xmlns:v="urn:schemas-microsoft-com:vml" xmlns:wp14="http://schemas.microsoft.com/office/word/2010/wordprocessingDrawing" xmlns:wp="http://schemas.openxmlformats.org/drawingml/2006/wordprocessingDrawing" xmlns:w10="urn:schemas-microsoft-com:office:word" xmlns:w="http://schemas.openxmlformats.org/wordprocessingml/2006/main" xmlns:w14="http://schemas.microsoft.com/office/word/2010/wordml" xmlns:w15="http://schemas.microsoft.com/office/word/2012/wordml" xmlns:w16cex="http://schemas.microsoft.com/office/word/2018/wordml/cex" xmlns:w16cid="http://schemas.microsoft.com/office/word/2016/wordml/cid" xmlns:w16="http://schemas.microsoft.com/office/word/2018/wordml" xmlns:w16sdtdh="http://schemas.microsoft.com/office/word/2020/wordml/sdtdatahash" xmlns:w16se="http://schemas.microsoft.com/office/word/2015/wordml/symex" xmlns:wpg="http://schemas.microsoft.com/office/word/2010/wordprocessingGroup" xmlns:wpi="http://schemas.microsoft.com/office/word/2010/wordprocessingInk" xmlns:wne="http://schemas.microsoft.com/office/word/2006/wordml" xmlns:wps="http://schemas.microsoft.com/office/word/2010/wordprocessingShape" mc:Ignorable="w14 w15 w16se w16cid w16 w16cex w16sdtdh wp14">
   <w:p>
     <w:pPr>
       <w:pStyle w:val="Header"/>
@@ -1555,7 +1642,7 @@
 </file>
 
 <file path=word/numbering.xml><?xml version="1.0" encoding="utf-8"?>
-<w:numbering xmlns:wpc="http://schemas.microsoft.com/office/word/2010/wordprocessingCanvas" xmlns:cx="http://schemas.microsoft.com/office/drawing/2014/chartex" xmlns:cx1="http://schemas.microsoft.com/office/drawing/2015/9/8/chartex" xmlns:cx2="http://schemas.microsoft.com/office/drawing/2015/10/21/chartex" xmlns:cx3="http://schemas.microsoft.com/office/drawing/2016/5/9/chartex" xmlns:cx4="http://schemas.microsoft.com/office/drawing/2016/5/10/chartex" xmlns:cx5="http://schemas.microsoft.com/office/drawing/2016/5/11/chartex" xmlns:cx6="http://schemas.microsoft.com/office/drawing/2016/5/12/chartex" xmlns:cx7="http://schemas.microsoft.com/office/drawing/2016/5/13/chartex" xmlns:cx8="http://schemas.microsoft.com/office/drawing/2016/5/14/chartex" xmlns:mc="http://schemas.openxmlformats.org/markup-compatibility/2006" xmlns:aink="http://schemas.microsoft.com/office/drawing/2016/ink" xmlns:am3d="http://schemas.microsoft.com/office/drawing/2017/model3d" xmlns:o="urn:schemas-microsoft-com:office:office" xmlns:oel="http://schemas.microsoft.com/office/2019/extlst" xmlns:r="http://schemas.openxmlformats.org/officeDocument/2006/relationships" xmlns:m="http://schemas.openxmlformats.org/officeDocument/2006/math" xmlns:v="urn:schemas-microsoft-com:vml" xmlns:wp14="http://schemas.microsoft.com/office/word/2010/wordprocessingDrawing" xmlns:wp="http://schemas.openxmlformats.org/drawingml/2006/wordprocessingDrawing" xmlns:w10="urn:schemas-microsoft-com:office:word" xmlns:w="http://schemas.openxmlformats.org/wordprocessingml/2006/main" xmlns:w14="http://schemas.microsoft.com/office/word/2010/wordml" xmlns:w15="http://schemas.microsoft.com/office/word/2012/wordml" xmlns:w16cex="http://schemas.microsoft.com/office/word/2018/wordml/cex" xmlns:w16cid="http://schemas.microsoft.com/office/word/2016/wordml/cid" xmlns:w16="http://schemas.microsoft.com/office/word/2018/wordml" xmlns:w16du="http://schemas.microsoft.com/office/word/2023/wordml/word16du" xmlns:w16sdtdh="http://schemas.microsoft.com/office/word/2020/wordml/sdtdatahash" xmlns:w16sdtfl="http://schemas.microsoft.com/office/word/2024/wordml/sdtformatlock" xmlns:w16se="http://schemas.microsoft.com/office/word/2015/wordml/symex" xmlns:wpg="http://schemas.microsoft.com/office/word/2010/wordprocessingGroup" xmlns:wpi="http://schemas.microsoft.com/office/word/2010/wordprocessingInk" xmlns:wne="http://schemas.microsoft.com/office/word/2006/wordml" xmlns:wps="http://schemas.microsoft.com/office/word/2010/wordprocessingShape" mc:Ignorable="w14 w15 w16se w16cid w16 w16cex w16sdtdh w16sdtfl w16du wp14">
+<w:numbering xmlns:wpc="http://schemas.microsoft.com/office/word/2010/wordprocessingCanvas" xmlns:cx="http://schemas.microsoft.com/office/drawing/2014/chartex" xmlns:cx1="http://schemas.microsoft.com/office/drawing/2015/9/8/chartex" xmlns:cx2="http://schemas.microsoft.com/office/drawing/2015/10/21/chartex" xmlns:cx3="http://schemas.microsoft.com/office/drawing/2016/5/9/chartex" xmlns:cx4="http://schemas.microsoft.com/office/drawing/2016/5/10/chartex" xmlns:cx5="http://schemas.microsoft.com/office/drawing/2016/5/11/chartex" xmlns:cx6="http://schemas.microsoft.com/office/drawing/2016/5/12/chartex" xmlns:cx7="http://schemas.microsoft.com/office/drawing/2016/5/13/chartex" xmlns:cx8="http://schemas.microsoft.com/office/drawing/2016/5/14/chartex" xmlns:mc="http://schemas.openxmlformats.org/markup-compatibility/2006" xmlns:aink="http://schemas.microsoft.com/office/drawing/2016/ink" xmlns:am3d="http://schemas.microsoft.com/office/drawing/2017/model3d" xmlns:o="urn:schemas-microsoft-com:office:office" xmlns:oel="http://schemas.microsoft.com/office/2019/extlst" xmlns:r="http://schemas.openxmlformats.org/officeDocument/2006/relationships" xmlns:m="http://schemas.openxmlformats.org/officeDocument/2006/math" xmlns:v="urn:schemas-microsoft-com:vml" xmlns:wp14="http://schemas.microsoft.com/office/word/2010/wordprocessingDrawing" xmlns:wp="http://schemas.openxmlformats.org/drawingml/2006/wordprocessingDrawing" xmlns:w10="urn:schemas-microsoft-com:office:word" xmlns:w="http://schemas.openxmlformats.org/wordprocessingml/2006/main" xmlns:w14="http://schemas.microsoft.com/office/word/2010/wordml" xmlns:w15="http://schemas.microsoft.com/office/word/2012/wordml" xmlns:w16cex="http://schemas.microsoft.com/office/word/2018/wordml/cex" xmlns:w16cid="http://schemas.microsoft.com/office/word/2016/wordml/cid" xmlns:w16="http://schemas.microsoft.com/office/word/2018/wordml" xmlns:w16sdtdh="http://schemas.microsoft.com/office/word/2020/wordml/sdtdatahash" xmlns:w16se="http://schemas.microsoft.com/office/word/2015/wordml/symex" xmlns:wpg="http://schemas.microsoft.com/office/word/2010/wordprocessingGroup" xmlns:wpi="http://schemas.microsoft.com/office/word/2010/wordprocessingInk" xmlns:wne="http://schemas.microsoft.com/office/word/2006/wordml" xmlns:wps="http://schemas.microsoft.com/office/word/2010/wordprocessingShape" mc:Ignorable="w14 w15 w16se w16cid w16 w16cex w16sdtdh wp14">
   <w:abstractNum w:abstractNumId="0" w15:restartNumberingAfterBreak="0">
     <w:nsid w:val="FFFFFF7C"/>
     <w:multiLevelType w:val="singleLevel"/>
@@ -3839,7 +3926,7 @@
 </file>
 
 <file path=word/styles.xml><?xml version="1.0" encoding="utf-8"?>
-<w:styles xmlns:mc="http://schemas.openxmlformats.org/markup-compatibility/2006" xmlns:r="http://schemas.openxmlformats.org/officeDocument/2006/relationships" xmlns:w="http://schemas.openxmlformats.org/wordprocessingml/2006/main" xmlns:w14="http://schemas.microsoft.com/office/word/2010/wordml" xmlns:w15="http://schemas.microsoft.com/office/word/2012/wordml" xmlns:w16cex="http://schemas.microsoft.com/office/word/2018/wordml/cex" xmlns:w16cid="http://schemas.microsoft.com/office/word/2016/wordml/cid" xmlns:w16="http://schemas.microsoft.com/office/word/2018/wordml" xmlns:w16du="http://schemas.microsoft.com/office/word/2023/wordml/word16du" xmlns:w16sdtdh="http://schemas.microsoft.com/office/word/2020/wordml/sdtdatahash" xmlns:w16sdtfl="http://schemas.microsoft.com/office/word/2024/wordml/sdtformatlock" xmlns:w16se="http://schemas.microsoft.com/office/word/2015/wordml/symex" mc:Ignorable="w14 w15 w16se w16cid w16 w16cex w16sdtdh w16sdtfl w16du">
+<w:styles xmlns:mc="http://schemas.openxmlformats.org/markup-compatibility/2006" xmlns:r="http://schemas.openxmlformats.org/officeDocument/2006/relationships" xmlns:w="http://schemas.openxmlformats.org/wordprocessingml/2006/main" xmlns:w14="http://schemas.microsoft.com/office/word/2010/wordml" xmlns:w15="http://schemas.microsoft.com/office/word/2012/wordml" xmlns:w16cex="http://schemas.microsoft.com/office/word/2018/wordml/cex" xmlns:w16cid="http://schemas.microsoft.com/office/word/2016/wordml/cid" xmlns:w16="http://schemas.microsoft.com/office/word/2018/wordml" xmlns:w16sdtdh="http://schemas.microsoft.com/office/word/2020/wordml/sdtdatahash" xmlns:w16se="http://schemas.microsoft.com/office/word/2015/wordml/symex" mc:Ignorable="w14 w15 w16se w16cid w16 w16cex w16sdtdh">
   <w:docDefaults>
     <w:rPrDefault>
       <w:rPr>
@@ -4435,8 +4522,8 @@
   <w:style w:type="character" w:default="1" w:styleId="DefaultParagraphFont">
     <w:name w:val="Default Paragraph Font"/>
     <w:uiPriority w:val="1"/>
+    <w:semiHidden/>
     <w:unhideWhenUsed/>
-    <w:rsid w:val="00C46693"/>
   </w:style>
   <w:style w:type="table" w:default="1" w:styleId="TableNormal">
     <w:name w:val="Normal Table"/>
@@ -4458,7 +4545,6 @@
     <w:uiPriority w:val="99"/>
     <w:semiHidden/>
     <w:unhideWhenUsed/>
-    <w:rsid w:val="00C46693"/>
   </w:style>
   <w:style w:type="character" w:customStyle="1" w:styleId="Heading2Char">
     <w:name w:val="Heading 2 Char"/>

--- a/Documentation/Project Proposal.docx
+++ b/Documentation/Project Proposal.docx
@@ -1,6 +1,6 @@
 
 <file path=word/document.xml><?xml version="1.0" encoding="utf-8"?>
-<w:document xmlns:wpc="http://schemas.microsoft.com/office/word/2010/wordprocessingCanvas" xmlns:cx="http://schemas.microsoft.com/office/drawing/2014/chartex" xmlns:cx1="http://schemas.microsoft.com/office/drawing/2015/9/8/chartex" xmlns:cx2="http://schemas.microsoft.com/office/drawing/2015/10/21/chartex" xmlns:cx3="http://schemas.microsoft.com/office/drawing/2016/5/9/chartex" xmlns:cx4="http://schemas.microsoft.com/office/drawing/2016/5/10/chartex" xmlns:cx5="http://schemas.microsoft.com/office/drawing/2016/5/11/chartex" xmlns:cx6="http://schemas.microsoft.com/office/drawing/2016/5/12/chartex" xmlns:cx7="http://schemas.microsoft.com/office/drawing/2016/5/13/chartex" xmlns:cx8="http://schemas.microsoft.com/office/drawing/2016/5/14/chartex" xmlns:mc="http://schemas.openxmlformats.org/markup-compatibility/2006" xmlns:aink="http://schemas.microsoft.com/office/drawing/2016/ink" xmlns:am3d="http://schemas.microsoft.com/office/drawing/2017/model3d" xmlns:o="urn:schemas-microsoft-com:office:office" xmlns:oel="http://schemas.microsoft.com/office/2019/extlst" xmlns:r="http://schemas.openxmlformats.org/officeDocument/2006/relationships" xmlns:m="http://schemas.openxmlformats.org/officeDocument/2006/math" xmlns:v="urn:schemas-microsoft-com:vml" xmlns:wp14="http://schemas.microsoft.com/office/word/2010/wordprocessingDrawing" xmlns:wp="http://schemas.openxmlformats.org/drawingml/2006/wordprocessingDrawing" xmlns:w10="urn:schemas-microsoft-com:office:word" xmlns:w="http://schemas.openxmlformats.org/wordprocessingml/2006/main" xmlns:w14="http://schemas.microsoft.com/office/word/2010/wordml" xmlns:w15="http://schemas.microsoft.com/office/word/2012/wordml" xmlns:w16cex="http://schemas.microsoft.com/office/word/2018/wordml/cex" xmlns:w16cid="http://schemas.microsoft.com/office/word/2016/wordml/cid" xmlns:w16="http://schemas.microsoft.com/office/word/2018/wordml" xmlns:w16sdtdh="http://schemas.microsoft.com/office/word/2020/wordml/sdtdatahash" xmlns:w16se="http://schemas.microsoft.com/office/word/2015/wordml/symex" xmlns:wpg="http://schemas.microsoft.com/office/word/2010/wordprocessingGroup" xmlns:wpi="http://schemas.microsoft.com/office/word/2010/wordprocessingInk" xmlns:wne="http://schemas.microsoft.com/office/word/2006/wordml" xmlns:wps="http://schemas.microsoft.com/office/word/2010/wordprocessingShape" mc:Ignorable="w14 w15 w16se w16cid w16 w16cex w16sdtdh wp14">
+<w:document xmlns:wpc="http://schemas.microsoft.com/office/word/2010/wordprocessingCanvas" xmlns:cx="http://schemas.microsoft.com/office/drawing/2014/chartex" xmlns:cx1="http://schemas.microsoft.com/office/drawing/2015/9/8/chartex" xmlns:cx2="http://schemas.microsoft.com/office/drawing/2015/10/21/chartex" xmlns:cx3="http://schemas.microsoft.com/office/drawing/2016/5/9/chartex" xmlns:cx4="http://schemas.microsoft.com/office/drawing/2016/5/10/chartex" xmlns:cx5="http://schemas.microsoft.com/office/drawing/2016/5/11/chartex" xmlns:cx6="http://schemas.microsoft.com/office/drawing/2016/5/12/chartex" xmlns:cx7="http://schemas.microsoft.com/office/drawing/2016/5/13/chartex" xmlns:cx8="http://schemas.microsoft.com/office/drawing/2016/5/14/chartex" xmlns:mc="http://schemas.openxmlformats.org/markup-compatibility/2006" xmlns:aink="http://schemas.microsoft.com/office/drawing/2016/ink" xmlns:am3d="http://schemas.microsoft.com/office/drawing/2017/model3d" xmlns:o="urn:schemas-microsoft-com:office:office" xmlns:oel="http://schemas.microsoft.com/office/2019/extlst" xmlns:r="http://schemas.openxmlformats.org/officeDocument/2006/relationships" xmlns:m="http://schemas.openxmlformats.org/officeDocument/2006/math" xmlns:v="urn:schemas-microsoft-com:vml" xmlns:wp14="http://schemas.microsoft.com/office/word/2010/wordprocessingDrawing" xmlns:wp="http://schemas.openxmlformats.org/drawingml/2006/wordprocessingDrawing" xmlns:w10="urn:schemas-microsoft-com:office:word" xmlns:w="http://schemas.openxmlformats.org/wordprocessingml/2006/main" xmlns:w14="http://schemas.microsoft.com/office/word/2010/wordml" xmlns:w15="http://schemas.microsoft.com/office/word/2012/wordml" xmlns:w16cex="http://schemas.microsoft.com/office/word/2018/wordml/cex" xmlns:w16cid="http://schemas.microsoft.com/office/word/2016/wordml/cid" xmlns:w16="http://schemas.microsoft.com/office/word/2018/wordml" xmlns:w16du="http://schemas.microsoft.com/office/word/2023/wordml/word16du" xmlns:w16sdtdh="http://schemas.microsoft.com/office/word/2020/wordml/sdtdatahash" xmlns:w16sdtfl="http://schemas.microsoft.com/office/word/2024/wordml/sdtformatlock" xmlns:w16se="http://schemas.microsoft.com/office/word/2015/wordml/symex" xmlns:wpg="http://schemas.microsoft.com/office/word/2010/wordprocessingGroup" xmlns:wpi="http://schemas.microsoft.com/office/word/2010/wordprocessingInk" xmlns:wne="http://schemas.microsoft.com/office/word/2006/wordml" xmlns:wps="http://schemas.microsoft.com/office/word/2010/wordprocessingShape" mc:Ignorable="w14 w15 w16se w16cid w16 w16cex w16sdtdh w16sdtfl w16du wp14">
   <w:body>
     <w:p>
       <w:r>
@@ -221,7 +221,7 @@
               </wp:anchor>
             </w:drawing>
           </mc:Choice>
-          <mc:Fallback xmlns:w16du="http://schemas.microsoft.com/office/word/2023/wordml/word16du" xmlns:w16sdtfl="http://schemas.microsoft.com/office/word/2024/wordml/sdtformatlock">
+          <mc:Fallback>
             <w:pict>
               <v:line w14:anchorId="07827423" id="Line 9" o:spid="_x0000_s1026" style="position:absolute;z-index:251660800;visibility:visible;mso-wrap-style:square;mso-width-percent:0;mso-height-percent:0;mso-wrap-distance-left:9pt;mso-wrap-distance-top:-3e-5mm;mso-wrap-distance-right:9pt;mso-wrap-distance-bottom:-3e-5mm;mso-position-horizontal:absolute;mso-position-horizontal-relative:text;mso-position-vertical:absolute;mso-position-vertical-relative:text;mso-width-percent:0;mso-height-percent:0;mso-width-relative:page;mso-height-relative:page" from="-31.95pt,2.35pt" to="499.05pt,2.35pt" o:gfxdata="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"/>
             </w:pict>
@@ -793,7 +793,25 @@
         <w:pStyle w:val="NormalWeb"/>
       </w:pPr>
       <w:r>
-        <w:t>FinSight PK consists of an AI/ML pipeline and a companion web application. The pipeline covers four stages: sentiment dataset construction and model fine-tuning, market regime detection from historical price data, hybrid LSTM-based price forecasting, and per-regime SHAP-based explainability. The web application exposes this pipeline to end users through a live KSE-100 dashboard, multi-horizon (7/14/30-day) forecasts with confidence intervals, a daily sentiment feed, and an interactive SHAP explainability panel.</w:t>
+        <w:t>FinSight PK consists of an AI/ML pipeline and a companion web application. The pipeline covers four stages: sentiment dataset construction and model fine-tuning, market regime detection from historical price data, hybrid LSTM-based price forecasting, and per-regime SHAP-based explainability. The web application exposes this pipeline to end users through a live KSE-100 dashboard, multi-horizon (</w:t>
+      </w:r>
+      <w:r>
+        <w:t>3</w:t>
+      </w:r>
+      <w:r>
+        <w:t>/</w:t>
+      </w:r>
+      <w:r>
+        <w:t>7</w:t>
+      </w:r>
+      <w:r>
+        <w:t>/</w:t>
+      </w:r>
+      <w:r>
+        <w:t>14</w:t>
+      </w:r>
+      <w:r>
+        <w:t>-day) forecasts with confidence intervals, a daily sentiment feed, and an interactive SHAP explainability panel.</w:t>
       </w:r>
     </w:p>
     <w:p>
@@ -821,209 +839,27 @@
         <w:pStyle w:val="NormalWeb"/>
       </w:pPr>
       <w:r>
-        <w:t xml:space="preserve">Sentiment-augmented and hybrid LSTM approaches to stock forecasting have been explored extensively in global markets. Jiang and Zeng </w:t>
-      </w:r>
-      <w:r>
-        <w:fldChar w:fldCharType="begin"/>
-      </w:r>
-      <w:r>
-        <w:instrText xml:space="preserve"> REF _Ref239268329 \r \h </w:instrText>
-      </w:r>
-      <w:r>
-        <w:fldChar w:fldCharType="separate"/>
-      </w:r>
-      <w:r>
-        <w:rPr>
-          <w:cs/>
-        </w:rPr>
-        <w:t>‎</w:t>
-      </w:r>
-      <w:r>
-        <w:t>[1]</w:t>
-      </w:r>
-      <w:r>
-        <w:fldChar w:fldCharType="end"/>
-      </w:r>
-      <w:r>
-        <w:t xml:space="preserve"> combined FinBERT with LSTM to outperform standalone BERT and ARIMA baselines, though limited to English-language news with no regime context. Similar hybrid architectures have shown gains elsewhere: Srijiranon et al.</w:t>
-      </w:r>
-      <w:r>
-        <w:t xml:space="preserve"> </w:t>
-      </w:r>
-      <w:r>
-        <w:fldChar w:fldCharType="begin"/>
-      </w:r>
-      <w:r>
-        <w:instrText xml:space="preserve"> REF _Ref239268440 \r \h </w:instrText>
-      </w:r>
-      <w:r>
-        <w:fldChar w:fldCharType="separate"/>
-      </w:r>
-      <w:r>
-        <w:rPr>
-          <w:cs/>
-        </w:rPr>
-        <w:t>‎</w:t>
-      </w:r>
-      <w:r>
-        <w:t>[7]</w:t>
-      </w:r>
-      <w:r>
-        <w:fldChar w:fldCharType="end"/>
-      </w:r>
-      <w:r>
-        <w:t xml:space="preserve"> combined PCA, empirical mode decomposition, and LSTM with FinBERT-based sentiment on the Thai Stock Exchange, reducing forecast error relative to a plain LSTM, while Kasture and Shirsath </w:t>
-      </w:r>
-      <w:r>
-        <w:fldChar w:fldCharType="begin"/>
-      </w:r>
-      <w:r>
-        <w:instrText xml:space="preserve"> REF _Ref239268481 \r \h </w:instrText>
-      </w:r>
-      <w:r>
-        <w:fldChar w:fldCharType="separate"/>
-      </w:r>
-      <w:r>
-        <w:rPr>
-          <w:cs/>
-        </w:rPr>
-        <w:t>‎</w:t>
-      </w:r>
-      <w:r>
-        <w:t>[9]</w:t>
-      </w:r>
-      <w:r>
-        <w:fldChar w:fldCharType="end"/>
-      </w:r>
-      <w:r>
-        <w:t xml:space="preserve"> paired an RNN-LSTM architecture with news </w:t>
+        <w:t xml:space="preserve">Sentiment-augmented and hybrid LSTM approaches to stock forecasting have been explored extensively in global markets. Jiang and Zeng [1] combined FinBERT with LSTM to outperform standalone BERT and ARIMA baselines, though limited to English-language news with no regime context. Similar hybrid architectures have shown gains elsewhere: </w:t>
+      </w:r>
+      <w:proofErr w:type="spellStart"/>
+      <w:r>
+        <w:t>Srijiranon</w:t>
+      </w:r>
+      <w:proofErr w:type="spellEnd"/>
+      <w:r>
+        <w:t xml:space="preserve"> et al. [7] combined PCA, empirical mode decomposition, and LSTM with FinBERT-based sentiment on the Thai Stock Exchange, reducing forecast error relative to a plain LSTM, while Kasture and </w:t>
+      </w:r>
+      <w:proofErr w:type="spellStart"/>
+      <w:r>
+        <w:t>Shirsath</w:t>
+      </w:r>
+      <w:proofErr w:type="spellEnd"/>
+      <w:r>
+        <w:t xml:space="preserve"> [9] paired an RNN-LSTM architecture with news </w:t>
       </w:r>
       <w:r>
         <w:lastRenderedPageBreak/>
-        <w:t>sentiment on global stock indices and outperformed standalone LSTM and ARIMA baselines. Several works have added technical indicators</w:t>
-      </w:r>
-      <w:r>
-        <w:t xml:space="preserve"> </w:t>
-      </w:r>
-      <w:r>
-        <w:fldChar w:fldCharType="begin"/>
-      </w:r>
-      <w:r>
-        <w:instrText xml:space="preserve"> REF _Ref239268496 \r \h </w:instrText>
-      </w:r>
-      <w:r>
-        <w:fldChar w:fldCharType="separate"/>
-      </w:r>
-      <w:r>
-        <w:rPr>
-          <w:cs/>
-        </w:rPr>
-        <w:t>‎</w:t>
-      </w:r>
-      <w:r>
-        <w:t>[2]</w:t>
-      </w:r>
-      <w:r>
-        <w:fldChar w:fldCharType="end"/>
-      </w:r>
-      <w:r>
-        <w:t xml:space="preserve"> or attention mechanisms </w:t>
-      </w:r>
-      <w:r>
-        <w:fldChar w:fldCharType="begin"/>
-      </w:r>
-      <w:r>
-        <w:instrText xml:space="preserve"> REF _Ref239268508 \r \h </w:instrText>
-      </w:r>
-      <w:r>
-        <w:fldChar w:fldCharType="separate"/>
-      </w:r>
-      <w:r>
-        <w:rPr>
-          <w:cs/>
-        </w:rPr>
-        <w:t>‎</w:t>
-      </w:r>
-      <w:r>
-        <w:t>[4]</w:t>
-      </w:r>
-      <w:r>
-        <w:fldChar w:fldCharType="end"/>
-      </w:r>
-      <w:r>
-        <w:t xml:space="preserve"> to LSTM forecasting, and explainability techniques such as SHAP and LIME have been applied to deep learning stock predictors with strong results </w:t>
-      </w:r>
-      <w:r>
-        <w:fldChar w:fldCharType="begin"/>
-      </w:r>
-      <w:r>
-        <w:instrText xml:space="preserve"> REF _Ref239268523 \r \h </w:instrText>
-      </w:r>
-      <w:r>
-        <w:fldChar w:fldCharType="separate"/>
-      </w:r>
-      <w:r>
-        <w:rPr>
-          <w:cs/>
-        </w:rPr>
-        <w:t>‎</w:t>
-      </w:r>
-      <w:r>
-        <w:t>[3]</w:t>
-      </w:r>
-      <w:r>
-        <w:fldChar w:fldCharType="end"/>
-      </w:r>
-      <w:r>
-        <w:t xml:space="preserve">, </w:t>
-      </w:r>
-      <w:r>
-        <w:fldChar w:fldCharType="begin"/>
-      </w:r>
-      <w:r>
-        <w:instrText xml:space="preserve"> REF _Ref239268508 \r \h </w:instrText>
-      </w:r>
-      <w:r>
-        <w:fldChar w:fldCharType="separate"/>
-      </w:r>
-      <w:r>
-        <w:rPr>
-          <w:cs/>
-        </w:rPr>
-        <w:t>‎</w:t>
-      </w:r>
-      <w:r>
-        <w:t>[4]</w:t>
-      </w:r>
-      <w:r>
-        <w:fldChar w:fldCharType="end"/>
-      </w:r>
-      <w:r>
-        <w:t xml:space="preserve">, though these studies apply SHAP globally across all predictions rather than conditioning it on market regime. More recently, a regime-aware LightGBM framework </w:t>
-      </w:r>
-      <w:r>
-        <w:fldChar w:fldCharType="begin"/>
-      </w:r>
-      <w:r>
-        <w:instrText xml:space="preserve"> REF _Ref239268549 \r \h </w:instrText>
-      </w:r>
-      <w:r>
-        <w:fldChar w:fldCharType="separate"/>
-      </w:r>
-      <w:r>
-        <w:rPr>
-          <w:cs/>
-        </w:rPr>
-        <w:t>‎</w:t>
-      </w:r>
-      <w:r>
-        <w:t>[10]</w:t>
-      </w:r>
-      <w:r>
-        <w:fldChar w:fldCharType="end"/>
-      </w:r>
-      <w:r>
-        <w:t xml:space="preserve"> has applied SHAP separately within bull and bear regimes on NASDAQ-100 data, showing that a model's decision logic shifts meaningfully between market conditions, but this work does not extend to emerging markets, sentiment integration, or deep learning architectures like LSTM.</w:t>
+        <w:t>sentiment on global stock indices and outperformed standalone LSTM and ARIMA baselines. Several works have added technical indicators [2] or attention mechanisms [4] to LSTM forecasting, and explainability techniques such as SHAP and LIME have been applied to deep learning stock predictors with strong results [3], [4], though these studies apply SHAP globally across all predictions rather than conditioning it on market regime. More recently, a regime-aware LightGBM framework [10] has applied SHAP separately within bull and bear regimes on NASDAQ-100 data, showing that a model's decision logic shifts meaningfully between market conditions, but this work does not extend to emerging markets, sentiment integration, or deep learning architectures like LSTM.</w:t>
       </w:r>
     </w:p>
     <w:p>
@@ -1031,79 +867,7 @@
         <w:pStyle w:val="NormalWeb"/>
       </w:pPr>
       <w:r>
-        <w:t xml:space="preserve">For Pakistan specifically, existing work is far more limited and does not include any explainability component. Ghani and Ghani </w:t>
-      </w:r>
-      <w:r>
-        <w:fldChar w:fldCharType="begin"/>
-      </w:r>
-      <w:r>
-        <w:instrText xml:space="preserve"> REF _Ref239268562 \r \h </w:instrText>
-      </w:r>
-      <w:r>
-        <w:fldChar w:fldCharType="separate"/>
-      </w:r>
-      <w:r>
-        <w:rPr>
-          <w:cs/>
-        </w:rPr>
-        <w:t>‎</w:t>
-      </w:r>
-      <w:r>
-        <w:t>[5]</w:t>
-      </w:r>
-      <w:r>
-        <w:fldChar w:fldCharType="end"/>
-      </w:r>
-      <w:r>
-        <w:t xml:space="preserve"> used economic policy uncertainty (EPU) indices to forecast KSE-100 volatility with a traditional GARCH-MIDAS model, without any deep learning or sentiment component. Mehmood and Ali </w:t>
-      </w:r>
-      <w:r>
-        <w:fldChar w:fldCharType="begin"/>
-      </w:r>
-      <w:r>
-        <w:instrText xml:space="preserve"> REF _Ref239268572 \r \h </w:instrText>
-      </w:r>
-      <w:r>
-        <w:fldChar w:fldCharType="separate"/>
-      </w:r>
-      <w:r>
-        <w:rPr>
-          <w:cs/>
-        </w:rPr>
-        <w:t>‎</w:t>
-      </w:r>
-      <w:r>
-        <w:t>[6]</w:t>
-      </w:r>
-      <w:r>
-        <w:fldChar w:fldCharType="end"/>
-      </w:r>
-      <w:r>
-        <w:t xml:space="preserve"> applied lexicon-based sentiment from NLTK to individual PSX bank stocks using BiLSTM with self-attention, and Raza and Akhtar </w:t>
-      </w:r>
-      <w:r>
-        <w:fldChar w:fldCharType="begin"/>
-      </w:r>
-      <w:r>
-        <w:instrText xml:space="preserve"> REF _Ref239268589 \r \h </w:instrText>
-      </w:r>
-      <w:r>
-        <w:fldChar w:fldCharType="separate"/>
-      </w:r>
-      <w:r>
-        <w:rPr>
-          <w:cs/>
-        </w:rPr>
-        <w:t>‎</w:t>
-      </w:r>
-      <w:r>
-        <w:t>[8]</w:t>
-      </w:r>
-      <w:r>
-        <w:fldChar w:fldCharType="end"/>
-      </w:r>
-      <w:r>
-        <w:t xml:space="preserve"> benchmarked ANN, SVM, Random Forest, and LSTM on KSE-100 technical indicators, reaching up to 85% accuracy, but again without sentiment, regime awareness, or any form of explainability.</w:t>
+        <w:t>For Pakistan specifically, existing work is far more limited and does not include any explainability component. Ghani and Ghani [5] used economic policy uncertainty (EPU) indices to forecast KSE-100 volatility with a traditional GARCH-MIDAS model, without any deep learning or sentiment component. Mehmood and Ali [6] applied lexicon-based sentiment from NLTK to individual PSX bank stocks using BiLSTM with self-attention, and Raza and Akhtar [8] benchmarked ANN, SVM, Random Forest, and LSTM on KSE-100 technical indicators, reaching up to 85% accuracy, but again without sentiment, regime awareness, or any form of explainability.</w:t>
       </w:r>
     </w:p>
     <w:p>
@@ -1111,16 +875,7 @@
         <w:pStyle w:val="NormalWeb"/>
       </w:pPr>
       <w:r>
-        <w:t xml:space="preserve">Within the literature reviewed for this project, we did not identify a KSE-100 forecasting system that integrates explainability with market-regime conditioning, nor a system that combines a Pakistan-specific sentiment corpus, regime-conditioned forecasting, and per-regime explainability in a single pipeline </w:t>
-      </w:r>
-      <w:r>
-        <w:t>in a single pipeline, which is the gap FinSight PK is designed to fill.</w:t>
-      </w:r>
-      <w:r>
-        <w:t xml:space="preserve"> </w:t>
-      </w:r>
-      <w:r>
-        <w:t>To date, we have identified and begun scraping our target news source (Dawn Business) for headline data and finalized the KSE-100 OHLCV data source (Yahoo Finance / PSX, 2015–present) along with the Pakistan EPU index as our macroeconomic feature.</w:t>
+        <w:t>Within the literature reviewed for this project, we did not identify a KSE-100 forecasting system that integrates explainability with market-regime conditioning, nor a system that combines a Pakistan-specific sentiment corpus, regime-conditioned forecasting, and per-regime explainability in a single pipeline — the gap FinSight PK is designed to fill. To date, we have identified and begun scraping our target news source (Dawn Business) for headline data and finalized the KSE-100 OHLCV data source (Yahoo Finance / PSX, 2015–present) along with the Pakistan EPU index as our macroeconomic feature.</w:t>
       </w:r>
     </w:p>
     <w:sdt>
@@ -1154,15 +909,14 @@
             <w:t>References</w:t>
           </w:r>
         </w:p>
-        <w:bookmarkStart w:id="1" w:name="_Ref239268329" w:displacedByCustomXml="next"/>
         <w:sdt>
           <w:sdtPr>
             <w:id w:val="-573587230"/>
             <w:bibliography/>
           </w:sdtPr>
           <w:sdtContent>
-            <w:bookmarkStart w:id="2" w:name="ref1" w:displacedByCustomXml="prev"/>
-            <w:bookmarkEnd w:id="2" w:displacedByCustomXml="prev"/>
+            <w:bookmarkStart w:id="1" w:name="ref1" w:displacedByCustomXml="prev"/>
+            <w:bookmarkEnd w:id="1" w:displacedByCustomXml="prev"/>
             <w:p>
               <w:pPr>
                 <w:pStyle w:val="Reference"/>
@@ -1178,15 +932,21 @@
                   <w:t>https://arxiv.org/abs/2306.02136</w:t>
                 </w:r>
               </w:hyperlink>
-              <w:bookmarkEnd w:id="1"/>
             </w:p>
             <w:p>
               <w:pPr>
                 <w:pStyle w:val="Reference"/>
               </w:pPr>
-              <w:bookmarkStart w:id="3" w:name="_Ref239268496"/>
-              <w:r>
-                <w:t xml:space="preserve">R. M. Dhokane and S. Agarwal, "A predictive model of the stock market using the LSTM algorithm with a combination of exponential moving average (EMA) and relative strength index (RSI) indicators," </w:t>
+              <w:r>
+                <w:t xml:space="preserve">R. M. </w:t>
+              </w:r>
+              <w:proofErr w:type="spellStart"/>
+              <w:r>
+                <w:t>Dhokane</w:t>
+              </w:r>
+              <w:proofErr w:type="spellEnd"/>
+              <w:r>
+                <w:t xml:space="preserve"> and S. Agarwal, "A predictive model of the stock market using the LSTM algorithm with a combination of exponential moving average (EMA) and relative strength index (RSI) indicators," </w:t>
               </w:r>
               <w:r>
                 <w:rPr>
@@ -1195,53 +955,141 @@
                 <w:t>J. Inst. Eng. India Ser. B</w:t>
               </w:r>
               <w:r>
-                <w:t>, vol. 105, no. 5, pp. 1145–1157, 2024, doi: 10.1007/s40031-024-01037-8.</w:t>
-              </w:r>
-              <w:bookmarkEnd w:id="3"/>
+                <w:t xml:space="preserve">, vol. 105, no. 5, pp. 1145–1157, 2024, </w:t>
+              </w:r>
+              <w:proofErr w:type="spellStart"/>
+              <w:r>
+                <w:t>doi</w:t>
+              </w:r>
+              <w:proofErr w:type="spellEnd"/>
+              <w:r>
+                <w:t>: 10.1007/s40031-024-01037-8.</w:t>
+              </w:r>
             </w:p>
             <w:p>
               <w:pPr>
                 <w:pStyle w:val="Reference"/>
               </w:pPr>
-              <w:bookmarkStart w:id="4" w:name="_Ref239268523"/>
-              <w:r>
-                <w:t xml:space="preserve">D. Muhammad, I. Ahmed, K. Naveed, and M. Bendechache, "An explainable deep learning approach for stock market trend prediction," </w:t>
-              </w:r>
+              <w:r>
+                <w:t xml:space="preserve">D. Muhammad, I. Ahmed, K. Naveed, and M. </w:t>
+              </w:r>
+              <w:proofErr w:type="spellStart"/>
+              <w:r>
+                <w:t>Bendechache</w:t>
+              </w:r>
+              <w:proofErr w:type="spellEnd"/>
+              <w:r>
+                <w:t xml:space="preserve">, "An explainable deep learning approach for stock market trend prediction," </w:t>
+              </w:r>
+              <w:proofErr w:type="spellStart"/>
               <w:r>
                 <w:rPr>
                   <w:rStyle w:val="Emphasis"/>
                 </w:rPr>
                 <w:t>Heliyon</w:t>
               </w:r>
-              <w:r>
-                <w:t>, vol. 10, no. 21, art. e40095, 2024, doi: 10.1016/j.heliyon.2024.e40095.</w:t>
-              </w:r>
-              <w:bookmarkEnd w:id="4"/>
+              <w:proofErr w:type="spellEnd"/>
+              <w:r>
+                <w:t xml:space="preserve">, vol. 10, no. 21, art. e40095, 2024, </w:t>
+              </w:r>
+              <w:proofErr w:type="spellStart"/>
+              <w:r>
+                <w:t>doi</w:t>
+              </w:r>
+              <w:proofErr w:type="spellEnd"/>
+              <w:r>
+                <w:t xml:space="preserve">: </w:t>
+              </w:r>
+              <w:proofErr w:type="gramStart"/>
+              <w:r>
+                <w:t>10.1016/j.heliyon.2024.e</w:t>
+              </w:r>
+              <w:proofErr w:type="gramEnd"/>
+              <w:r>
+                <w:t>40095.</w:t>
+              </w:r>
             </w:p>
             <w:p>
               <w:pPr>
                 <w:pStyle w:val="Reference"/>
               </w:pPr>
-              <w:bookmarkStart w:id="5" w:name="_Ref239268508"/>
-              <w:r>
-                <w:t xml:space="preserve">K. Wallapure Manikrao, S. Allagi, W. Y. Leong, and M. Laddi, "An explainable AI for stock market prediction: A machine learning approach with XAI and deep neural networks," </w:t>
+              <w:r>
+                <w:t xml:space="preserve">K. </w:t>
+              </w:r>
+              <w:proofErr w:type="spellStart"/>
+              <w:r>
+                <w:t>Wallapure</w:t>
+              </w:r>
+              <w:proofErr w:type="spellEnd"/>
+              <w:r>
+                <w:t xml:space="preserve"> </w:t>
+              </w:r>
+              <w:proofErr w:type="spellStart"/>
+              <w:r>
+                <w:t>Manikrao</w:t>
+              </w:r>
+              <w:proofErr w:type="spellEnd"/>
+              <w:r>
+                <w:t xml:space="preserve">, S. </w:t>
+              </w:r>
+              <w:proofErr w:type="spellStart"/>
+              <w:r>
+                <w:t>Allagi</w:t>
+              </w:r>
+              <w:proofErr w:type="spellEnd"/>
+              <w:r>
+                <w:t xml:space="preserve">, W. Y. Leong, and M. Laddi, "An explainable AI for stock market prediction: A machine learning approach with XAI and deep neural networks," </w:t>
               </w:r>
               <w:r>
                 <w:rPr>
                   <w:rStyle w:val="Emphasis"/>
                 </w:rPr>
-                <w:t>J. Comput. Cogn. Eng.</w:t>
-              </w:r>
-              <w:r>
-                <w:t>, 2025, doi: 10.47852/bonviewJCCE52026428.</w:t>
-              </w:r>
-              <w:bookmarkEnd w:id="5"/>
+                <w:t xml:space="preserve">J. </w:t>
+              </w:r>
+              <w:proofErr w:type="spellStart"/>
+              <w:r>
+                <w:rPr>
+                  <w:rStyle w:val="Emphasis"/>
+                </w:rPr>
+                <w:t>Comput</w:t>
+              </w:r>
+              <w:proofErr w:type="spellEnd"/>
+              <w:r>
+                <w:rPr>
+                  <w:rStyle w:val="Emphasis"/>
+                </w:rPr>
+                <w:t xml:space="preserve">. </w:t>
+              </w:r>
+              <w:proofErr w:type="spellStart"/>
+              <w:r>
+                <w:rPr>
+                  <w:rStyle w:val="Emphasis"/>
+                </w:rPr>
+                <w:t>Cogn</w:t>
+              </w:r>
+              <w:proofErr w:type="spellEnd"/>
+              <w:r>
+                <w:rPr>
+                  <w:rStyle w:val="Emphasis"/>
+                </w:rPr>
+                <w:t>. Eng.</w:t>
+              </w:r>
+              <w:r>
+                <w:t xml:space="preserve">, 2025, </w:t>
+              </w:r>
+              <w:proofErr w:type="spellStart"/>
+              <w:r>
+                <w:t>doi</w:t>
+              </w:r>
+              <w:proofErr w:type="spellEnd"/>
+              <w:r>
+                <w:t>: 10.47852/bonviewJCCE52026428.</w:t>
+              </w:r>
             </w:p>
             <w:p>
               <w:pPr>
                 <w:pStyle w:val="Reference"/>
               </w:pPr>
-              <w:bookmarkStart w:id="6" w:name="_Ref239268562"/>
               <w:r>
                 <w:t xml:space="preserve">M. Ghani and U. Ghani, "Economic policy uncertainty and emerging stock market volatility," </w:t>
               </w:r>
@@ -1249,20 +1097,48 @@
                 <w:rPr>
                   <w:rStyle w:val="Emphasis"/>
                 </w:rPr>
-                <w:t>Asia-Pac. Financ. Markets</w:t>
-              </w:r>
-              <w:r>
-                <w:t>, vol. 31, no. 1, pp. 165–181, 2024, doi: 10.1007/s10690-023-09410-1.</w:t>
-              </w:r>
-              <w:bookmarkEnd w:id="6"/>
+                <w:t xml:space="preserve">Asia-Pac. </w:t>
+              </w:r>
+              <w:proofErr w:type="spellStart"/>
+              <w:r>
+                <w:rPr>
+                  <w:rStyle w:val="Emphasis"/>
+                </w:rPr>
+                <w:t>Financ</w:t>
+              </w:r>
+              <w:proofErr w:type="spellEnd"/>
+              <w:r>
+                <w:rPr>
+                  <w:rStyle w:val="Emphasis"/>
+                </w:rPr>
+                <w:t>. Markets</w:t>
+              </w:r>
+              <w:r>
+                <w:t xml:space="preserve">, vol. 31, no. 1, pp. 165–181, 2024, </w:t>
+              </w:r>
+              <w:proofErr w:type="spellStart"/>
+              <w:r>
+                <w:t>doi</w:t>
+              </w:r>
+              <w:proofErr w:type="spellEnd"/>
+              <w:r>
+                <w:t>: 10.1007/s10690-023-09410-1.</w:t>
+              </w:r>
             </w:p>
             <w:p>
               <w:pPr>
                 <w:pStyle w:val="Reference"/>
               </w:pPr>
-              <w:bookmarkStart w:id="7" w:name="_Ref239268572"/>
-              <w:r>
-                <w:t xml:space="preserve">A. Mehmood and M. K. Ali, "A hybrid sentiment based stock price prediction model using machine learning," </w:t>
+              <w:r>
+                <w:t xml:space="preserve">A. Mehmood and M. K. Ali, "A hybrid </w:t>
+              </w:r>
+              <w:proofErr w:type="gramStart"/>
+              <w:r>
+                <w:t>sentiment based</w:t>
+              </w:r>
+              <w:proofErr w:type="gramEnd"/>
+              <w:r>
+                <w:t xml:space="preserve"> stock price prediction model using machine learning," </w:t>
               </w:r>
               <w:r>
                 <w:rPr>
@@ -1271,18 +1147,56 @@
                 <w:t>MATEC Web Conf.</w:t>
               </w:r>
               <w:r>
-                <w:t>, vol. 381, art. 01017, 2023, doi: 10.1051/matecconf/202338101017.</w:t>
-              </w:r>
-              <w:bookmarkEnd w:id="7"/>
+                <w:t xml:space="preserve">, vol. 381, art. 01017, 2023, </w:t>
+              </w:r>
+              <w:proofErr w:type="spellStart"/>
+              <w:r>
+                <w:t>doi</w:t>
+              </w:r>
+              <w:proofErr w:type="spellEnd"/>
+              <w:r>
+                <w:t>: 10.1051/</w:t>
+              </w:r>
+              <w:proofErr w:type="spellStart"/>
+              <w:r>
+                <w:t>matecconf</w:t>
+              </w:r>
+              <w:proofErr w:type="spellEnd"/>
+              <w:r>
+                <w:t>/202338101017.</w:t>
+              </w:r>
             </w:p>
             <w:p>
               <w:pPr>
                 <w:pStyle w:val="Reference"/>
               </w:pPr>
-              <w:bookmarkStart w:id="8" w:name="_Ref239268440"/>
               <w:r>
                 <w:lastRenderedPageBreak/>
-                <w:t xml:space="preserve">K. Srijiranon, Y. Lertratanakham, and T. Tanantong, "A hybrid framework using PCA, EMD and LSTM methods for stock market price prediction with sentiment analysis," </w:t>
+                <w:t xml:space="preserve">K. </w:t>
+              </w:r>
+              <w:proofErr w:type="spellStart"/>
+              <w:r>
+                <w:t>Srijiranon</w:t>
+              </w:r>
+              <w:proofErr w:type="spellEnd"/>
+              <w:r>
+                <w:t xml:space="preserve">, Y. </w:t>
+              </w:r>
+              <w:proofErr w:type="spellStart"/>
+              <w:r>
+                <w:t>Lertratanakham</w:t>
+              </w:r>
+              <w:proofErr w:type="spellEnd"/>
+              <w:r>
+                <w:t xml:space="preserve">, and T. </w:t>
+              </w:r>
+              <w:proofErr w:type="spellStart"/>
+              <w:r>
+                <w:t>Tanantong</w:t>
+              </w:r>
+              <w:proofErr w:type="spellEnd"/>
+              <w:r>
+                <w:t xml:space="preserve">, "A hybrid framework using PCA, EMD and LSTM methods for stock market price prediction with sentiment analysis," </w:t>
               </w:r>
               <w:r>
                 <w:rPr>
@@ -1291,15 +1205,21 @@
                 <w:t>Appl. Sci.</w:t>
               </w:r>
               <w:r>
-                <w:t>, vol. 12, no. 21, art. 10823, 2022, doi: 10.3390/app122110823.</w:t>
-              </w:r>
-              <w:bookmarkEnd w:id="8"/>
+                <w:t xml:space="preserve">, vol. 12, no. 21, art. 10823, 2022, </w:t>
+              </w:r>
+              <w:proofErr w:type="spellStart"/>
+              <w:r>
+                <w:t>doi</w:t>
+              </w:r>
+              <w:proofErr w:type="spellEnd"/>
+              <w:r>
+                <w:t>: 10.3390/app122110823.</w:t>
+              </w:r>
             </w:p>
             <w:p>
               <w:pPr>
                 <w:pStyle w:val="Reference"/>
               </w:pPr>
-              <w:bookmarkStart w:id="9" w:name="_Ref239268589"/>
               <w:r>
                 <w:t xml:space="preserve">H. Raza and Z. Akhtar, "Predicting stock prices in the Pakistan market using machine learning and technical indicators," </w:t>
               </w:r>
@@ -1310,17 +1230,39 @@
                 <w:t>Modern Finance</w:t>
               </w:r>
               <w:r>
-                <w:t>, vol. 2, no. 2, pp. 46–63, 2024, doi: 10.61351/mf.v2i2.167.</w:t>
-              </w:r>
-              <w:bookmarkEnd w:id="9"/>
+                <w:t xml:space="preserve">, vol. 2, no. 2, pp. 46–63, 2024, </w:t>
+              </w:r>
+              <w:proofErr w:type="spellStart"/>
+              <w:r>
+                <w:t>doi</w:t>
+              </w:r>
+              <w:proofErr w:type="spellEnd"/>
+              <w:r>
+                <w:t>: 10.61351/</w:t>
+              </w:r>
+              <w:proofErr w:type="gramStart"/>
+              <w:r>
+                <w:t>mf.v</w:t>
+              </w:r>
+              <w:proofErr w:type="gramEnd"/>
+              <w:r>
+                <w:t>2i2.167.</w:t>
+              </w:r>
             </w:p>
             <w:p>
               <w:pPr>
                 <w:pStyle w:val="Reference"/>
               </w:pPr>
-              <w:bookmarkStart w:id="10" w:name="_Ref239268481"/>
-              <w:r>
-                <w:t xml:space="preserve">P. Kasture and K. Shirsath, "Enhancing stock market prediction: A hybrid RNN-LSTM framework with sentiment analysis," </w:t>
+              <w:r>
+                <w:t xml:space="preserve">P. Kasture and K. </w:t>
+              </w:r>
+              <w:proofErr w:type="spellStart"/>
+              <w:r>
+                <w:t>Shirsath</w:t>
+              </w:r>
+              <w:proofErr w:type="spellEnd"/>
+              <w:r>
+                <w:t xml:space="preserve">, "Enhancing stock market prediction: A hybrid RNN-LSTM framework with sentiment analysis," </w:t>
               </w:r>
               <w:r>
                 <w:rPr>
@@ -1329,15 +1271,21 @@
                 <w:t>Indian J. Sci. Technol.</w:t>
               </w:r>
               <w:r>
-                <w:t>, vol. 17, no. 18, pp. 1880–1888, 2024, doi: 10.17485/IJST/v17i18.466.</w:t>
-              </w:r>
-              <w:bookmarkEnd w:id="10"/>
+                <w:t xml:space="preserve">, vol. 17, no. 18, pp. 1880–1888, 2024, </w:t>
+              </w:r>
+              <w:proofErr w:type="spellStart"/>
+              <w:r>
+                <w:t>doi</w:t>
+              </w:r>
+              <w:proofErr w:type="spellEnd"/>
+              <w:r>
+                <w:t>: 10.17485/IJST/v17i18.466.</w:t>
+              </w:r>
             </w:p>
             <w:p>
               <w:pPr>
                 <w:pStyle w:val="Reference"/>
               </w:pPr>
-              <w:bookmarkStart w:id="11" w:name="_Ref239268549"/>
               <w:r>
                 <w:t xml:space="preserve">A. Pagliaro, "Regime-aware LightGBM for stock market forecasting: A validated walk-forward framework with statistical rigor and explainable AI analysis," </w:t>
               </w:r>
@@ -1348,14 +1296,125 @@
                 <w:t>Electronics</w:t>
               </w:r>
               <w:r>
-                <w:t>, vol. 15, no. 6, art. 1334, 2026, doi: 10.3390/electronics15061334.</w:t>
+                <w:t xml:space="preserve">, vol. 15, no. 6, art. 1334, 2026, </w:t>
+              </w:r>
+              <w:proofErr w:type="spellStart"/>
+              <w:r>
+                <w:t>doi</w:t>
+              </w:r>
+              <w:proofErr w:type="spellEnd"/>
+              <w:r>
+                <w:t>: 10.3390/electronics15061334.</w:t>
+              </w:r>
+            </w:p>
+            <w:p>
+              <w:pPr>
+                <w:pStyle w:val="Reference"/>
+              </w:pPr>
+              <w:r>
+                <w:t xml:space="preserve">V. Dogra, A. Singh, S. Verma, Kavita, N. Z. </w:t>
+              </w:r>
+              <w:proofErr w:type="spellStart"/>
+              <w:r>
+                <w:t>Jhanjhi</w:t>
+              </w:r>
+              <w:proofErr w:type="spellEnd"/>
+              <w:r>
+                <w:t xml:space="preserve">, and M. N. Talib, "Analyzing DistilBERT for sentiment classification of banking financial news," in Intelligent Computing and Innovation on Data Science, S.-L. Peng, S.-Y. Hsieh, S. Gopalakrishnan, and B. Duraisamy, Eds. Singapore: Springer, 2021, ser. Lecture Notes in Networks and Systems, vol. 248, pp. 501–510, </w:t>
+              </w:r>
+              <w:proofErr w:type="spellStart"/>
+              <w:r>
+                <w:t>doi</w:t>
+              </w:r>
+              <w:proofErr w:type="spellEnd"/>
+              <w:r>
+                <w:t>: 10.1007/978-981-16-3153-5_53.</w:t>
+              </w:r>
+            </w:p>
+            <w:p>
+              <w:pPr>
+                <w:pStyle w:val="Reference"/>
+              </w:pPr>
+              <w:r>
+                <w:t xml:space="preserve">C. Tian, R. </w:t>
+              </w:r>
+              <w:proofErr w:type="spellStart"/>
+              <w:r>
+                <w:t>Tansuchat</w:t>
+              </w:r>
+              <w:proofErr w:type="spellEnd"/>
+              <w:r>
+                <w:t xml:space="preserve">, and S. </w:t>
+              </w:r>
+              <w:proofErr w:type="spellStart"/>
+              <w:r>
+                <w:t>Sriboonchitta</w:t>
+              </w:r>
+              <w:proofErr w:type="spellEnd"/>
+              <w:r>
+                <w:t>, "Regime-aware stock index forecasting under latent market states: A hybrid statistical learning framework with cross-market validation," Forecasting, vol. 8,</w:t>
+              </w:r>
+            </w:p>
+            <w:p>
+              <w:pPr>
+                <w:pStyle w:val="Reference"/>
+              </w:pPr>
+              <w:r>
+                <w:t xml:space="preserve">J. Kim, H.-S. Kim, and S.-Y. Choi, "Forecasting the S&amp;P 500 index using mathematical-based sentiment analysis and deep learning models: A FinBERT transformer model and LSTM," Axioms, vol. 12, no. 9, art. 835, 2023, </w:t>
+              </w:r>
+              <w:proofErr w:type="spellStart"/>
+              <w:r>
+                <w:t>doi</w:t>
+              </w:r>
+              <w:proofErr w:type="spellEnd"/>
+              <w:r>
+                <w:t>: 10.3390/axioms12090835.</w:t>
+              </w:r>
+            </w:p>
+            <w:p>
+              <w:pPr>
+                <w:pStyle w:val="Reference"/>
+              </w:pPr>
+              <w:r>
+                <w:t xml:space="preserve">L. Ruan and H. Jiang, "Stock price prediction using FinBERT-enhanced sentiment with SHAP explainability and differential privacy," Mathematics, vol. 13, no. 17, art. 2747, 2025, </w:t>
+              </w:r>
+              <w:proofErr w:type="spellStart"/>
+              <w:r>
+                <w:t>doi</w:t>
+              </w:r>
+              <w:proofErr w:type="spellEnd"/>
+              <w:r>
+                <w:t>: 10.3390/math13172747.</w:t>
+              </w:r>
+            </w:p>
+            <w:p>
+              <w:pPr>
+                <w:pStyle w:val="Reference"/>
+              </w:pPr>
+              <w:r>
+                <w:t xml:space="preserve">S. Chari, P. Hegde Desai, N. Borde, and B. George, "Aggregate news sentiment and stock market returns in India," J. Risk </w:t>
+              </w:r>
+              <w:proofErr w:type="spellStart"/>
+              <w:r>
+                <w:t>Financ</w:t>
+              </w:r>
+              <w:proofErr w:type="spellEnd"/>
+              <w:r>
+                <w:t xml:space="preserve">. Manag., vol. 16, no. 8, art. 376, 2023, </w:t>
+              </w:r>
+              <w:proofErr w:type="spellStart"/>
+              <w:r>
+                <w:t>doi</w:t>
+              </w:r>
+              <w:proofErr w:type="spellEnd"/>
+              <w:r>
+                <w:t>: 10.3390/jrfm16080376</w:t>
               </w:r>
             </w:p>
           </w:sdtContent>
         </w:sdt>
       </w:sdtContent>
     </w:sdt>
-    <w:bookmarkEnd w:id="11" w:displacedByCustomXml="prev"/>
     <w:sectPr>
       <w:headerReference w:type="default" r:id="rId13"/>
       <w:headerReference w:type="first" r:id="rId14"/>
@@ -1371,7 +1430,7 @@
 </file>
 
 <file path=word/endnotes.xml><?xml version="1.0" encoding="utf-8"?>
-<w:endnotes xmlns:wpc="http://schemas.microsoft.com/office/word/2010/wordprocessingCanvas" xmlns:cx="http://schemas.microsoft.com/office/drawing/2014/chartex" xmlns:cx1="http://schemas.microsoft.com/office/drawing/2015/9/8/chartex" xmlns:cx2="http://schemas.microsoft.com/office/drawing/2015/10/21/chartex" xmlns:cx3="http://schemas.microsoft.com/office/drawing/2016/5/9/chartex" xmlns:cx4="http://schemas.microsoft.com/office/drawing/2016/5/10/chartex" xmlns:cx5="http://schemas.microsoft.com/office/drawing/2016/5/11/chartex" xmlns:cx6="http://schemas.microsoft.com/office/drawing/2016/5/12/chartex" xmlns:cx7="http://schemas.microsoft.com/office/drawing/2016/5/13/chartex" xmlns:cx8="http://schemas.microsoft.com/office/drawing/2016/5/14/chartex" xmlns:mc="http://schemas.openxmlformats.org/markup-compatibility/2006" xmlns:aink="http://schemas.microsoft.com/office/drawing/2016/ink" xmlns:am3d="http://schemas.microsoft.com/office/drawing/2017/model3d" xmlns:o="urn:schemas-microsoft-com:office:office" xmlns:oel="http://schemas.microsoft.com/office/2019/extlst" xmlns:r="http://schemas.openxmlformats.org/officeDocument/2006/relationships" xmlns:m="http://schemas.openxmlformats.org/officeDocument/2006/math" xmlns:v="urn:schemas-microsoft-com:vml" xmlns:wp14="http://schemas.microsoft.com/office/word/2010/wordprocessingDrawing" xmlns:wp="http://schemas.openxmlformats.org/drawingml/2006/wordprocessingDrawing" xmlns:w10="urn:schemas-microsoft-com:office:word" xmlns:w="http://schemas.openxmlformats.org/wordprocessingml/2006/main" xmlns:w14="http://schemas.microsoft.com/office/word/2010/wordml" xmlns:w15="http://schemas.microsoft.com/office/word/2012/wordml" xmlns:w16cex="http://schemas.microsoft.com/office/word/2018/wordml/cex" xmlns:w16cid="http://schemas.microsoft.com/office/word/2016/wordml/cid" xmlns:w16="http://schemas.microsoft.com/office/word/2018/wordml" xmlns:w16sdtdh="http://schemas.microsoft.com/office/word/2020/wordml/sdtdatahash" xmlns:w16se="http://schemas.microsoft.com/office/word/2015/wordml/symex" xmlns:wpg="http://schemas.microsoft.com/office/word/2010/wordprocessingGroup" xmlns:wpi="http://schemas.microsoft.com/office/word/2010/wordprocessingInk" xmlns:wne="http://schemas.microsoft.com/office/word/2006/wordml" xmlns:wps="http://schemas.microsoft.com/office/word/2010/wordprocessingShape" mc:Ignorable="w14 w15 w16se w16cid w16 w16cex w16sdtdh wp14">
+<w:endnotes xmlns:wpc="http://schemas.microsoft.com/office/word/2010/wordprocessingCanvas" xmlns:cx="http://schemas.microsoft.com/office/drawing/2014/chartex" xmlns:cx1="http://schemas.microsoft.com/office/drawing/2015/9/8/chartex" xmlns:cx2="http://schemas.microsoft.com/office/drawing/2015/10/21/chartex" xmlns:cx3="http://schemas.microsoft.com/office/drawing/2016/5/9/chartex" xmlns:cx4="http://schemas.microsoft.com/office/drawing/2016/5/10/chartex" xmlns:cx5="http://schemas.microsoft.com/office/drawing/2016/5/11/chartex" xmlns:cx6="http://schemas.microsoft.com/office/drawing/2016/5/12/chartex" xmlns:cx7="http://schemas.microsoft.com/office/drawing/2016/5/13/chartex" xmlns:cx8="http://schemas.microsoft.com/office/drawing/2016/5/14/chartex" xmlns:mc="http://schemas.openxmlformats.org/markup-compatibility/2006" xmlns:aink="http://schemas.microsoft.com/office/drawing/2016/ink" xmlns:am3d="http://schemas.microsoft.com/office/drawing/2017/model3d" xmlns:o="urn:schemas-microsoft-com:office:office" xmlns:oel="http://schemas.microsoft.com/office/2019/extlst" xmlns:r="http://schemas.openxmlformats.org/officeDocument/2006/relationships" xmlns:m="http://schemas.openxmlformats.org/officeDocument/2006/math" xmlns:v="urn:schemas-microsoft-com:vml" xmlns:wp14="http://schemas.microsoft.com/office/word/2010/wordprocessingDrawing" xmlns:wp="http://schemas.openxmlformats.org/drawingml/2006/wordprocessingDrawing" xmlns:w10="urn:schemas-microsoft-com:office:word" xmlns:w="http://schemas.openxmlformats.org/wordprocessingml/2006/main" xmlns:w14="http://schemas.microsoft.com/office/word/2010/wordml" xmlns:w15="http://schemas.microsoft.com/office/word/2012/wordml" xmlns:w16cex="http://schemas.microsoft.com/office/word/2018/wordml/cex" xmlns:w16cid="http://schemas.microsoft.com/office/word/2016/wordml/cid" xmlns:w16="http://schemas.microsoft.com/office/word/2018/wordml" xmlns:w16du="http://schemas.microsoft.com/office/word/2023/wordml/word16du" xmlns:w16sdtdh="http://schemas.microsoft.com/office/word/2020/wordml/sdtdatahash" xmlns:w16sdtfl="http://schemas.microsoft.com/office/word/2024/wordml/sdtformatlock" xmlns:w16se="http://schemas.microsoft.com/office/word/2015/wordml/symex" xmlns:wpg="http://schemas.microsoft.com/office/word/2010/wordprocessingGroup" xmlns:wpi="http://schemas.microsoft.com/office/word/2010/wordprocessingInk" xmlns:wne="http://schemas.microsoft.com/office/word/2006/wordml" xmlns:wps="http://schemas.microsoft.com/office/word/2010/wordprocessingShape" mc:Ignorable="w14 w15 w16se w16cid w16 w16cex w16sdtdh w16sdtfl w16du wp14">
   <w:endnote w:type="separator" w:id="-1">
     <w:p>
       <w:r>
@@ -1390,7 +1449,7 @@
 </file>
 
 <file path=word/footnotes.xml><?xml version="1.0" encoding="utf-8"?>
-<w:footnotes xmlns:wpc="http://schemas.microsoft.com/office/word/2010/wordprocessingCanvas" xmlns:cx="http://schemas.microsoft.com/office/drawing/2014/chartex" xmlns:cx1="http://schemas.microsoft.com/office/drawing/2015/9/8/chartex" xmlns:cx2="http://schemas.microsoft.com/office/drawing/2015/10/21/chartex" xmlns:cx3="http://schemas.microsoft.com/office/drawing/2016/5/9/chartex" xmlns:cx4="http://schemas.microsoft.com/office/drawing/2016/5/10/chartex" xmlns:cx5="http://schemas.microsoft.com/office/drawing/2016/5/11/chartex" xmlns:cx6="http://schemas.microsoft.com/office/drawing/2016/5/12/chartex" xmlns:cx7="http://schemas.microsoft.com/office/drawing/2016/5/13/chartex" xmlns:cx8="http://schemas.microsoft.com/office/drawing/2016/5/14/chartex" xmlns:mc="http://schemas.openxmlformats.org/markup-compatibility/2006" xmlns:aink="http://schemas.microsoft.com/office/drawing/2016/ink" xmlns:am3d="http://schemas.microsoft.com/office/drawing/2017/model3d" xmlns:o="urn:schemas-microsoft-com:office:office" xmlns:oel="http://schemas.microsoft.com/office/2019/extlst" xmlns:r="http://schemas.openxmlformats.org/officeDocument/2006/relationships" xmlns:m="http://schemas.openxmlformats.org/officeDocument/2006/math" xmlns:v="urn:schemas-microsoft-com:vml" xmlns:wp14="http://schemas.microsoft.com/office/word/2010/wordprocessingDrawing" xmlns:wp="http://schemas.openxmlformats.org/drawingml/2006/wordprocessingDrawing" xmlns:w10="urn:schemas-microsoft-com:office:word" xmlns:w="http://schemas.openxmlformats.org/wordprocessingml/2006/main" xmlns:w14="http://schemas.microsoft.com/office/word/2010/wordml" xmlns:w15="http://schemas.microsoft.com/office/word/2012/wordml" xmlns:w16cex="http://schemas.microsoft.com/office/word/2018/wordml/cex" xmlns:w16cid="http://schemas.microsoft.com/office/word/2016/wordml/cid" xmlns:w16="http://schemas.microsoft.com/office/word/2018/wordml" xmlns:w16sdtdh="http://schemas.microsoft.com/office/word/2020/wordml/sdtdatahash" xmlns:w16se="http://schemas.microsoft.com/office/word/2015/wordml/symex" xmlns:wpg="http://schemas.microsoft.com/office/word/2010/wordprocessingGroup" xmlns:wpi="http://schemas.microsoft.com/office/word/2010/wordprocessingInk" xmlns:wne="http://schemas.microsoft.com/office/word/2006/wordml" xmlns:wps="http://schemas.microsoft.com/office/word/2010/wordprocessingShape" mc:Ignorable="w14 w15 w16se w16cid w16 w16cex w16sdtdh wp14">
+<w:footnotes xmlns:wpc="http://schemas.microsoft.com/office/word/2010/wordprocessingCanvas" xmlns:cx="http://schemas.microsoft.com/office/drawing/2014/chartex" xmlns:cx1="http://schemas.microsoft.com/office/drawing/2015/9/8/chartex" xmlns:cx2="http://schemas.microsoft.com/office/drawing/2015/10/21/chartex" xmlns:cx3="http://schemas.microsoft.com/office/drawing/2016/5/9/chartex" xmlns:cx4="http://schemas.microsoft.com/office/drawing/2016/5/10/chartex" xmlns:cx5="http://schemas.microsoft.com/office/drawing/2016/5/11/chartex" xmlns:cx6="http://schemas.microsoft.com/office/drawing/2016/5/12/chartex" xmlns:cx7="http://schemas.microsoft.com/office/drawing/2016/5/13/chartex" xmlns:cx8="http://schemas.microsoft.com/office/drawing/2016/5/14/chartex" xmlns:mc="http://schemas.openxmlformats.org/markup-compatibility/2006" xmlns:aink="http://schemas.microsoft.com/office/drawing/2016/ink" xmlns:am3d="http://schemas.microsoft.com/office/drawing/2017/model3d" xmlns:o="urn:schemas-microsoft-com:office:office" xmlns:oel="http://schemas.microsoft.com/office/2019/extlst" xmlns:r="http://schemas.openxmlformats.org/officeDocument/2006/relationships" xmlns:m="http://schemas.openxmlformats.org/officeDocument/2006/math" xmlns:v="urn:schemas-microsoft-com:vml" xmlns:wp14="http://schemas.microsoft.com/office/word/2010/wordprocessingDrawing" xmlns:wp="http://schemas.openxmlformats.org/drawingml/2006/wordprocessingDrawing" xmlns:w10="urn:schemas-microsoft-com:office:word" xmlns:w="http://schemas.openxmlformats.org/wordprocessingml/2006/main" xmlns:w14="http://schemas.microsoft.com/office/word/2010/wordml" xmlns:w15="http://schemas.microsoft.com/office/word/2012/wordml" xmlns:w16cex="http://schemas.microsoft.com/office/word/2018/wordml/cex" xmlns:w16cid="http://schemas.microsoft.com/office/word/2016/wordml/cid" xmlns:w16="http://schemas.microsoft.com/office/word/2018/wordml" xmlns:w16du="http://schemas.microsoft.com/office/word/2023/wordml/word16du" xmlns:w16sdtdh="http://schemas.microsoft.com/office/word/2020/wordml/sdtdatahash" xmlns:w16sdtfl="http://schemas.microsoft.com/office/word/2024/wordml/sdtformatlock" xmlns:w16se="http://schemas.microsoft.com/office/word/2015/wordml/symex" xmlns:wpg="http://schemas.microsoft.com/office/word/2010/wordprocessingGroup" xmlns:wpi="http://schemas.microsoft.com/office/word/2010/wordprocessingInk" xmlns:wne="http://schemas.microsoft.com/office/word/2006/wordml" xmlns:wps="http://schemas.microsoft.com/office/word/2010/wordprocessingShape" mc:Ignorable="w14 w15 w16se w16cid w16 w16cex w16sdtdh w16sdtfl w16du wp14">
   <w:footnote w:type="separator" w:id="-1">
     <w:p>
       <w:r>
@@ -1409,7 +1468,7 @@
 </file>
 
 <file path=word/header1.xml><?xml version="1.0" encoding="utf-8"?>
-<w:hdr xmlns:wpc="http://schemas.microsoft.com/office/word/2010/wordprocessingCanvas" xmlns:cx="http://schemas.microsoft.com/office/drawing/2014/chartex" xmlns:cx1="http://schemas.microsoft.com/office/drawing/2015/9/8/chartex" xmlns:cx2="http://schemas.microsoft.com/office/drawing/2015/10/21/chartex" xmlns:cx3="http://schemas.microsoft.com/office/drawing/2016/5/9/chartex" xmlns:cx4="http://schemas.microsoft.com/office/drawing/2016/5/10/chartex" xmlns:cx5="http://schemas.microsoft.com/office/drawing/2016/5/11/chartex" xmlns:cx6="http://schemas.microsoft.com/office/drawing/2016/5/12/chartex" xmlns:cx7="http://schemas.microsoft.com/office/drawing/2016/5/13/chartex" xmlns:cx8="http://schemas.microsoft.com/office/drawing/2016/5/14/chartex" xmlns:mc="http://schemas.openxmlformats.org/markup-compatibility/2006" xmlns:aink="http://schemas.microsoft.com/office/drawing/2016/ink" xmlns:am3d="http://schemas.microsoft.com/office/drawing/2017/model3d" xmlns:o="urn:schemas-microsoft-com:office:office" xmlns:oel="http://schemas.microsoft.com/office/2019/extlst" xmlns:r="http://schemas.openxmlformats.org/officeDocument/2006/relationships" xmlns:m="http://schemas.openxmlformats.org/officeDocument/2006/math" xmlns:v="urn:schemas-microsoft-com:vml" xmlns:wp14="http://schemas.microsoft.com/office/word/2010/wordprocessingDrawing" xmlns:wp="http://schemas.openxmlformats.org/drawingml/2006/wordprocessingDrawing" xmlns:w10="urn:schemas-microsoft-com:office:word" xmlns:w="http://schemas.openxmlformats.org/wordprocessingml/2006/main" xmlns:w14="http://schemas.microsoft.com/office/word/2010/wordml" xmlns:w15="http://schemas.microsoft.com/office/word/2012/wordml" xmlns:w16cex="http://schemas.microsoft.com/office/word/2018/wordml/cex" xmlns:w16cid="http://schemas.microsoft.com/office/word/2016/wordml/cid" xmlns:w16="http://schemas.microsoft.com/office/word/2018/wordml" xmlns:w16sdtdh="http://schemas.microsoft.com/office/word/2020/wordml/sdtdatahash" xmlns:w16se="http://schemas.microsoft.com/office/word/2015/wordml/symex" xmlns:wpg="http://schemas.microsoft.com/office/word/2010/wordprocessingGroup" xmlns:wpi="http://schemas.microsoft.com/office/word/2010/wordprocessingInk" xmlns:wne="http://schemas.microsoft.com/office/word/2006/wordml" xmlns:wps="http://schemas.microsoft.com/office/word/2010/wordprocessingShape" mc:Ignorable="w14 w15 w16se w16cid w16 w16cex w16sdtdh wp14">
+<w:hdr xmlns:wpc="http://schemas.microsoft.com/office/word/2010/wordprocessingCanvas" xmlns:cx="http://schemas.microsoft.com/office/drawing/2014/chartex" xmlns:cx1="http://schemas.microsoft.com/office/drawing/2015/9/8/chartex" xmlns:cx2="http://schemas.microsoft.com/office/drawing/2015/10/21/chartex" xmlns:cx3="http://schemas.microsoft.com/office/drawing/2016/5/9/chartex" xmlns:cx4="http://schemas.microsoft.com/office/drawing/2016/5/10/chartex" xmlns:cx5="http://schemas.microsoft.com/office/drawing/2016/5/11/chartex" xmlns:cx6="http://schemas.microsoft.com/office/drawing/2016/5/12/chartex" xmlns:cx7="http://schemas.microsoft.com/office/drawing/2016/5/13/chartex" xmlns:cx8="http://schemas.microsoft.com/office/drawing/2016/5/14/chartex" xmlns:mc="http://schemas.openxmlformats.org/markup-compatibility/2006" xmlns:aink="http://schemas.microsoft.com/office/drawing/2016/ink" xmlns:am3d="http://schemas.microsoft.com/office/drawing/2017/model3d" xmlns:o="urn:schemas-microsoft-com:office:office" xmlns:oel="http://schemas.microsoft.com/office/2019/extlst" xmlns:r="http://schemas.openxmlformats.org/officeDocument/2006/relationships" xmlns:m="http://schemas.openxmlformats.org/officeDocument/2006/math" xmlns:v="urn:schemas-microsoft-com:vml" xmlns:wp14="http://schemas.microsoft.com/office/word/2010/wordprocessingDrawing" xmlns:wp="http://schemas.openxmlformats.org/drawingml/2006/wordprocessingDrawing" xmlns:w10="urn:schemas-microsoft-com:office:word" xmlns:w="http://schemas.openxmlformats.org/wordprocessingml/2006/main" xmlns:w14="http://schemas.microsoft.com/office/word/2010/wordml" xmlns:w15="http://schemas.microsoft.com/office/word/2012/wordml" xmlns:w16cex="http://schemas.microsoft.com/office/word/2018/wordml/cex" xmlns:w16cid="http://schemas.microsoft.com/office/word/2016/wordml/cid" xmlns:w16="http://schemas.microsoft.com/office/word/2018/wordml" xmlns:w16du="http://schemas.microsoft.com/office/word/2023/wordml/word16du" xmlns:w16sdtdh="http://schemas.microsoft.com/office/word/2020/wordml/sdtdatahash" xmlns:w16sdtfl="http://schemas.microsoft.com/office/word/2024/wordml/sdtformatlock" xmlns:w16se="http://schemas.microsoft.com/office/word/2015/wordml/symex" xmlns:wpg="http://schemas.microsoft.com/office/word/2010/wordprocessingGroup" xmlns:wpi="http://schemas.microsoft.com/office/word/2010/wordprocessingInk" xmlns:wne="http://schemas.microsoft.com/office/word/2006/wordml" xmlns:wps="http://schemas.microsoft.com/office/word/2010/wordprocessingShape" mc:Ignorable="w14 w15 w16se w16cid w16 w16cex w16sdtdh w16sdtfl w16du wp14">
   <w:sdt>
     <w:sdtPr>
       <w:id w:val="450760904"/>
@@ -1463,7 +1522,7 @@
 </file>
 
 <file path=word/header2.xml><?xml version="1.0" encoding="utf-8"?>
-<w:hdr xmlns:wpc="http://schemas.microsoft.com/office/word/2010/wordprocessingCanvas" xmlns:cx="http://schemas.microsoft.com/office/drawing/2014/chartex" xmlns:cx1="http://schemas.microsoft.com/office/drawing/2015/9/8/chartex" xmlns:cx2="http://schemas.microsoft.com/office/drawing/2015/10/21/chartex" xmlns:cx3="http://schemas.microsoft.com/office/drawing/2016/5/9/chartex" xmlns:cx4="http://schemas.microsoft.com/office/drawing/2016/5/10/chartex" xmlns:cx5="http://schemas.microsoft.com/office/drawing/2016/5/11/chartex" xmlns:cx6="http://schemas.microsoft.com/office/drawing/2016/5/12/chartex" xmlns:cx7="http://schemas.microsoft.com/office/drawing/2016/5/13/chartex" xmlns:cx8="http://schemas.microsoft.com/office/drawing/2016/5/14/chartex" xmlns:mc="http://schemas.openxmlformats.org/markup-compatibility/2006" xmlns:aink="http://schemas.microsoft.com/office/drawing/2016/ink" xmlns:am3d="http://schemas.microsoft.com/office/drawing/2017/model3d" xmlns:o="urn:schemas-microsoft-com:office:office" xmlns:oel="http://schemas.microsoft.com/office/2019/extlst" xmlns:r="http://schemas.openxmlformats.org/officeDocument/2006/relationships" xmlns:m="http://schemas.openxmlformats.org/officeDocument/2006/math" xmlns:v="urn:schemas-microsoft-com:vml" xmlns:wp14="http://schemas.microsoft.com/office/word/2010/wordprocessingDrawing" xmlns:wp="http://schemas.openxmlformats.org/drawingml/2006/wordprocessingDrawing" xmlns:w10="urn:schemas-microsoft-com:office:word" xmlns:w="http://schemas.openxmlformats.org/wordprocessingml/2006/main" xmlns:w14="http://schemas.microsoft.com/office/word/2010/wordml" xmlns:w15="http://schemas.microsoft.com/office/word/2012/wordml" xmlns:w16cex="http://schemas.microsoft.com/office/word/2018/wordml/cex" xmlns:w16cid="http://schemas.microsoft.com/office/word/2016/wordml/cid" xmlns:w16="http://schemas.microsoft.com/office/word/2018/wordml" xmlns:w16sdtdh="http://schemas.microsoft.com/office/word/2020/wordml/sdtdatahash" xmlns:w16se="http://schemas.microsoft.com/office/word/2015/wordml/symex" xmlns:wpg="http://schemas.microsoft.com/office/word/2010/wordprocessingGroup" xmlns:wpi="http://schemas.microsoft.com/office/word/2010/wordprocessingInk" xmlns:wne="http://schemas.microsoft.com/office/word/2006/wordml" xmlns:wps="http://schemas.microsoft.com/office/word/2010/wordprocessingShape" mc:Ignorable="w14 w15 w16se w16cid w16 w16cex w16sdtdh wp14">
+<w:hdr xmlns:wpc="http://schemas.microsoft.com/office/word/2010/wordprocessingCanvas" xmlns:cx="http://schemas.microsoft.com/office/drawing/2014/chartex" xmlns:cx1="http://schemas.microsoft.com/office/drawing/2015/9/8/chartex" xmlns:cx2="http://schemas.microsoft.com/office/drawing/2015/10/21/chartex" xmlns:cx3="http://schemas.microsoft.com/office/drawing/2016/5/9/chartex" xmlns:cx4="http://schemas.microsoft.com/office/drawing/2016/5/10/chartex" xmlns:cx5="http://schemas.microsoft.com/office/drawing/2016/5/11/chartex" xmlns:cx6="http://schemas.microsoft.com/office/drawing/2016/5/12/chartex" xmlns:cx7="http://schemas.microsoft.com/office/drawing/2016/5/13/chartex" xmlns:cx8="http://schemas.microsoft.com/office/drawing/2016/5/14/chartex" xmlns:mc="http://schemas.openxmlformats.org/markup-compatibility/2006" xmlns:aink="http://schemas.microsoft.com/office/drawing/2016/ink" xmlns:am3d="http://schemas.microsoft.com/office/drawing/2017/model3d" xmlns:o="urn:schemas-microsoft-com:office:office" xmlns:oel="http://schemas.microsoft.com/office/2019/extlst" xmlns:r="http://schemas.openxmlformats.org/officeDocument/2006/relationships" xmlns:m="http://schemas.openxmlformats.org/officeDocument/2006/math" xmlns:v="urn:schemas-microsoft-com:vml" xmlns:wp14="http://schemas.microsoft.com/office/word/2010/wordprocessingDrawing" xmlns:wp="http://schemas.openxmlformats.org/drawingml/2006/wordprocessingDrawing" xmlns:w10="urn:schemas-microsoft-com:office:word" xmlns:w="http://schemas.openxmlformats.org/wordprocessingml/2006/main" xmlns:w14="http://schemas.microsoft.com/office/word/2010/wordml" xmlns:w15="http://schemas.microsoft.com/office/word/2012/wordml" xmlns:w16cex="http://schemas.microsoft.com/office/word/2018/wordml/cex" xmlns:w16cid="http://schemas.microsoft.com/office/word/2016/wordml/cid" xmlns:w16="http://schemas.microsoft.com/office/word/2018/wordml" xmlns:w16du="http://schemas.microsoft.com/office/word/2023/wordml/word16du" xmlns:w16sdtdh="http://schemas.microsoft.com/office/word/2020/wordml/sdtdatahash" xmlns:w16sdtfl="http://schemas.microsoft.com/office/word/2024/wordml/sdtformatlock" xmlns:w16se="http://schemas.microsoft.com/office/word/2015/wordml/symex" xmlns:wpg="http://schemas.microsoft.com/office/word/2010/wordprocessingGroup" xmlns:wpi="http://schemas.microsoft.com/office/word/2010/wordprocessingInk" xmlns:wne="http://schemas.microsoft.com/office/word/2006/wordml" xmlns:wps="http://schemas.microsoft.com/office/word/2010/wordprocessingShape" mc:Ignorable="w14 w15 w16se w16cid w16 w16cex w16sdtdh w16sdtfl w16du wp14">
   <w:p>
     <w:pPr>
       <w:pStyle w:val="Header"/>
@@ -1474,7 +1533,7 @@
 </file>
 
 <file path=word/header3.xml><?xml version="1.0" encoding="utf-8"?>
-<w:hdr xmlns:wpc="http://schemas.microsoft.com/office/word/2010/wordprocessingCanvas" xmlns:cx="http://schemas.microsoft.com/office/drawing/2014/chartex" xmlns:cx1="http://schemas.microsoft.com/office/drawing/2015/9/8/chartex" xmlns:cx2="http://schemas.microsoft.com/office/drawing/2015/10/21/chartex" xmlns:cx3="http://schemas.microsoft.com/office/drawing/2016/5/9/chartex" xmlns:cx4="http://schemas.microsoft.com/office/drawing/2016/5/10/chartex" xmlns:cx5="http://schemas.microsoft.com/office/drawing/2016/5/11/chartex" xmlns:cx6="http://schemas.microsoft.com/office/drawing/2016/5/12/chartex" xmlns:cx7="http://schemas.microsoft.com/office/drawing/2016/5/13/chartex" xmlns:cx8="http://schemas.microsoft.com/office/drawing/2016/5/14/chartex" xmlns:mc="http://schemas.openxmlformats.org/markup-compatibility/2006" xmlns:aink="http://schemas.microsoft.com/office/drawing/2016/ink" xmlns:am3d="http://schemas.microsoft.com/office/drawing/2017/model3d" xmlns:o="urn:schemas-microsoft-com:office:office" xmlns:oel="http://schemas.microsoft.com/office/2019/extlst" xmlns:r="http://schemas.openxmlformats.org/officeDocument/2006/relationships" xmlns:m="http://schemas.openxmlformats.org/officeDocument/2006/math" xmlns:v="urn:schemas-microsoft-com:vml" xmlns:wp14="http://schemas.microsoft.com/office/word/2010/wordprocessingDrawing" xmlns:wp="http://schemas.openxmlformats.org/drawingml/2006/wordprocessingDrawing" xmlns:w10="urn:schemas-microsoft-com:office:word" xmlns:w="http://schemas.openxmlformats.org/wordprocessingml/2006/main" xmlns:w14="http://schemas.microsoft.com/office/word/2010/wordml" xmlns:w15="http://schemas.microsoft.com/office/word/2012/wordml" xmlns:w16cex="http://schemas.microsoft.com/office/word/2018/wordml/cex" xmlns:w16cid="http://schemas.microsoft.com/office/word/2016/wordml/cid" xmlns:w16="http://schemas.microsoft.com/office/word/2018/wordml" xmlns:w16sdtdh="http://schemas.microsoft.com/office/word/2020/wordml/sdtdatahash" xmlns:w16se="http://schemas.microsoft.com/office/word/2015/wordml/symex" xmlns:wpg="http://schemas.microsoft.com/office/word/2010/wordprocessingGroup" xmlns:wpi="http://schemas.microsoft.com/office/word/2010/wordprocessingInk" xmlns:wne="http://schemas.microsoft.com/office/word/2006/wordml" xmlns:wps="http://schemas.microsoft.com/office/word/2010/wordprocessingShape" mc:Ignorable="w14 w15 w16se w16cid w16 w16cex w16sdtdh wp14">
+<w:hdr xmlns:wpc="http://schemas.microsoft.com/office/word/2010/wordprocessingCanvas" xmlns:cx="http://schemas.microsoft.com/office/drawing/2014/chartex" xmlns:cx1="http://schemas.microsoft.com/office/drawing/2015/9/8/chartex" xmlns:cx2="http://schemas.microsoft.com/office/drawing/2015/10/21/chartex" xmlns:cx3="http://schemas.microsoft.com/office/drawing/2016/5/9/chartex" xmlns:cx4="http://schemas.microsoft.com/office/drawing/2016/5/10/chartex" xmlns:cx5="http://schemas.microsoft.com/office/drawing/2016/5/11/chartex" xmlns:cx6="http://schemas.microsoft.com/office/drawing/2016/5/12/chartex" xmlns:cx7="http://schemas.microsoft.com/office/drawing/2016/5/13/chartex" xmlns:cx8="http://schemas.microsoft.com/office/drawing/2016/5/14/chartex" xmlns:mc="http://schemas.openxmlformats.org/markup-compatibility/2006" xmlns:aink="http://schemas.microsoft.com/office/drawing/2016/ink" xmlns:am3d="http://schemas.microsoft.com/office/drawing/2017/model3d" xmlns:o="urn:schemas-microsoft-com:office:office" xmlns:oel="http://schemas.microsoft.com/office/2019/extlst" xmlns:r="http://schemas.openxmlformats.org/officeDocument/2006/relationships" xmlns:m="http://schemas.openxmlformats.org/officeDocument/2006/math" xmlns:v="urn:schemas-microsoft-com:vml" xmlns:wp14="http://schemas.microsoft.com/office/word/2010/wordprocessingDrawing" xmlns:wp="http://schemas.openxmlformats.org/drawingml/2006/wordprocessingDrawing" xmlns:w10="urn:schemas-microsoft-com:office:word" xmlns:w="http://schemas.openxmlformats.org/wordprocessingml/2006/main" xmlns:w14="http://schemas.microsoft.com/office/word/2010/wordml" xmlns:w15="http://schemas.microsoft.com/office/word/2012/wordml" xmlns:w16cex="http://schemas.microsoft.com/office/word/2018/wordml/cex" xmlns:w16cid="http://schemas.microsoft.com/office/word/2016/wordml/cid" xmlns:w16="http://schemas.microsoft.com/office/word/2018/wordml" xmlns:w16du="http://schemas.microsoft.com/office/word/2023/wordml/word16du" xmlns:w16sdtdh="http://schemas.microsoft.com/office/word/2020/wordml/sdtdatahash" xmlns:w16sdtfl="http://schemas.microsoft.com/office/word/2024/wordml/sdtformatlock" xmlns:w16se="http://schemas.microsoft.com/office/word/2015/wordml/symex" xmlns:wpg="http://schemas.microsoft.com/office/word/2010/wordprocessingGroup" xmlns:wpi="http://schemas.microsoft.com/office/word/2010/wordprocessingInk" xmlns:wne="http://schemas.microsoft.com/office/word/2006/wordml" xmlns:wps="http://schemas.microsoft.com/office/word/2010/wordprocessingShape" mc:Ignorable="w14 w15 w16se w16cid w16 w16cex w16sdtdh w16sdtfl w16du wp14">
   <w:sdt>
     <w:sdtPr>
       <w:id w:val="1161887070"/>
@@ -1506,7 +1565,7 @@
 </file>
 
 <file path=word/header4.xml><?xml version="1.0" encoding="utf-8"?>
-<w:hdr xmlns:wpc="http://schemas.microsoft.com/office/word/2010/wordprocessingCanvas" xmlns:cx="http://schemas.microsoft.com/office/drawing/2014/chartex" xmlns:cx1="http://schemas.microsoft.com/office/drawing/2015/9/8/chartex" xmlns:cx2="http://schemas.microsoft.com/office/drawing/2015/10/21/chartex" xmlns:cx3="http://schemas.microsoft.com/office/drawing/2016/5/9/chartex" xmlns:cx4="http://schemas.microsoft.com/office/drawing/2016/5/10/chartex" xmlns:cx5="http://schemas.microsoft.com/office/drawing/2016/5/11/chartex" xmlns:cx6="http://schemas.microsoft.com/office/drawing/2016/5/12/chartex" xmlns:cx7="http://schemas.microsoft.com/office/drawing/2016/5/13/chartex" xmlns:cx8="http://schemas.microsoft.com/office/drawing/2016/5/14/chartex" xmlns:mc="http://schemas.openxmlformats.org/markup-compatibility/2006" xmlns:aink="http://schemas.microsoft.com/office/drawing/2016/ink" xmlns:am3d="http://schemas.microsoft.com/office/drawing/2017/model3d" xmlns:o="urn:schemas-microsoft-com:office:office" xmlns:oel="http://schemas.microsoft.com/office/2019/extlst" xmlns:r="http://schemas.openxmlformats.org/officeDocument/2006/relationships" xmlns:m="http://schemas.openxmlformats.org/officeDocument/2006/math" xmlns:v="urn:schemas-microsoft-com:vml" xmlns:wp14="http://schemas.microsoft.com/office/word/2010/wordprocessingDrawing" xmlns:wp="http://schemas.openxmlformats.org/drawingml/2006/wordprocessingDrawing" xmlns:w10="urn:schemas-microsoft-com:office:word" xmlns:w="http://schemas.openxmlformats.org/wordprocessingml/2006/main" xmlns:w14="http://schemas.microsoft.com/office/word/2010/wordml" xmlns:w15="http://schemas.microsoft.com/office/word/2012/wordml" xmlns:w16cex="http://schemas.microsoft.com/office/word/2018/wordml/cex" xmlns:w16cid="http://schemas.microsoft.com/office/word/2016/wordml/cid" xmlns:w16="http://schemas.microsoft.com/office/word/2018/wordml" xmlns:w16sdtdh="http://schemas.microsoft.com/office/word/2020/wordml/sdtdatahash" xmlns:w16se="http://schemas.microsoft.com/office/word/2015/wordml/symex" xmlns:wpg="http://schemas.microsoft.com/office/word/2010/wordprocessingGroup" xmlns:wpi="http://schemas.microsoft.com/office/word/2010/wordprocessingInk" xmlns:wne="http://schemas.microsoft.com/office/word/2006/wordml" xmlns:wps="http://schemas.microsoft.com/office/word/2010/wordprocessingShape" mc:Ignorable="w14 w15 w16se w16cid w16 w16cex w16sdtdh wp14">
+<w:hdr xmlns:wpc="http://schemas.microsoft.com/office/word/2010/wordprocessingCanvas" xmlns:cx="http://schemas.microsoft.com/office/drawing/2014/chartex" xmlns:cx1="http://schemas.microsoft.com/office/drawing/2015/9/8/chartex" xmlns:cx2="http://schemas.microsoft.com/office/drawing/2015/10/21/chartex" xmlns:cx3="http://schemas.microsoft.com/office/drawing/2016/5/9/chartex" xmlns:cx4="http://schemas.microsoft.com/office/drawing/2016/5/10/chartex" xmlns:cx5="http://schemas.microsoft.com/office/drawing/2016/5/11/chartex" xmlns:cx6="http://schemas.microsoft.com/office/drawing/2016/5/12/chartex" xmlns:cx7="http://schemas.microsoft.com/office/drawing/2016/5/13/chartex" xmlns:cx8="http://schemas.microsoft.com/office/drawing/2016/5/14/chartex" xmlns:mc="http://schemas.openxmlformats.org/markup-compatibility/2006" xmlns:aink="http://schemas.microsoft.com/office/drawing/2016/ink" xmlns:am3d="http://schemas.microsoft.com/office/drawing/2017/model3d" xmlns:o="urn:schemas-microsoft-com:office:office" xmlns:oel="http://schemas.microsoft.com/office/2019/extlst" xmlns:r="http://schemas.openxmlformats.org/officeDocument/2006/relationships" xmlns:m="http://schemas.openxmlformats.org/officeDocument/2006/math" xmlns:v="urn:schemas-microsoft-com:vml" xmlns:wp14="http://schemas.microsoft.com/office/word/2010/wordprocessingDrawing" xmlns:wp="http://schemas.openxmlformats.org/drawingml/2006/wordprocessingDrawing" xmlns:w10="urn:schemas-microsoft-com:office:word" xmlns:w="http://schemas.openxmlformats.org/wordprocessingml/2006/main" xmlns:w14="http://schemas.microsoft.com/office/word/2010/wordml" xmlns:w15="http://schemas.microsoft.com/office/word/2012/wordml" xmlns:w16cex="http://schemas.microsoft.com/office/word/2018/wordml/cex" xmlns:w16cid="http://schemas.microsoft.com/office/word/2016/wordml/cid" xmlns:w16="http://schemas.microsoft.com/office/word/2018/wordml" xmlns:w16du="http://schemas.microsoft.com/office/word/2023/wordml/word16du" xmlns:w16sdtdh="http://schemas.microsoft.com/office/word/2020/wordml/sdtdatahash" xmlns:w16sdtfl="http://schemas.microsoft.com/office/word/2024/wordml/sdtformatlock" xmlns:w16se="http://schemas.microsoft.com/office/word/2015/wordml/symex" xmlns:wpg="http://schemas.microsoft.com/office/word/2010/wordprocessingGroup" xmlns:wpi="http://schemas.microsoft.com/office/word/2010/wordprocessingInk" xmlns:wne="http://schemas.microsoft.com/office/word/2006/wordml" xmlns:wps="http://schemas.microsoft.com/office/word/2010/wordprocessingShape" mc:Ignorable="w14 w15 w16se w16cid w16 w16cex w16sdtdh w16sdtfl w16du wp14">
   <w:p>
     <w:pPr>
       <w:pStyle w:val="Header"/>
@@ -1576,7 +1635,7 @@
 </file>
 
 <file path=word/header5.xml><?xml version="1.0" encoding="utf-8"?>
-<w:hdr xmlns:wpc="http://schemas.microsoft.com/office/word/2010/wordprocessingCanvas" xmlns:cx="http://schemas.microsoft.com/office/drawing/2014/chartex" xmlns:cx1="http://schemas.microsoft.com/office/drawing/2015/9/8/chartex" xmlns:cx2="http://schemas.microsoft.com/office/drawing/2015/10/21/chartex" xmlns:cx3="http://schemas.microsoft.com/office/drawing/2016/5/9/chartex" xmlns:cx4="http://schemas.microsoft.com/office/drawing/2016/5/10/chartex" xmlns:cx5="http://schemas.microsoft.com/office/drawing/2016/5/11/chartex" xmlns:cx6="http://schemas.microsoft.com/office/drawing/2016/5/12/chartex" xmlns:cx7="http://schemas.microsoft.com/office/drawing/2016/5/13/chartex" xmlns:cx8="http://schemas.microsoft.com/office/drawing/2016/5/14/chartex" xmlns:mc="http://schemas.openxmlformats.org/markup-compatibility/2006" xmlns:aink="http://schemas.microsoft.com/office/drawing/2016/ink" xmlns:am3d="http://schemas.microsoft.com/office/drawing/2017/model3d" xmlns:o="urn:schemas-microsoft-com:office:office" xmlns:oel="http://schemas.microsoft.com/office/2019/extlst" xmlns:r="http://schemas.openxmlformats.org/officeDocument/2006/relationships" xmlns:m="http://schemas.openxmlformats.org/officeDocument/2006/math" xmlns:v="urn:schemas-microsoft-com:vml" xmlns:wp14="http://schemas.microsoft.com/office/word/2010/wordprocessingDrawing" xmlns:wp="http://schemas.openxmlformats.org/drawingml/2006/wordprocessingDrawing" xmlns:w10="urn:schemas-microsoft-com:office:word" xmlns:w="http://schemas.openxmlformats.org/wordprocessingml/2006/main" xmlns:w14="http://schemas.microsoft.com/office/word/2010/wordml" xmlns:w15="http://schemas.microsoft.com/office/word/2012/wordml" xmlns:w16cex="http://schemas.microsoft.com/office/word/2018/wordml/cex" xmlns:w16cid="http://schemas.microsoft.com/office/word/2016/wordml/cid" xmlns:w16="http://schemas.microsoft.com/office/word/2018/wordml" xmlns:w16sdtdh="http://schemas.microsoft.com/office/word/2020/wordml/sdtdatahash" xmlns:w16se="http://schemas.microsoft.com/office/word/2015/wordml/symex" xmlns:wpg="http://schemas.microsoft.com/office/word/2010/wordprocessingGroup" xmlns:wpi="http://schemas.microsoft.com/office/word/2010/wordprocessingInk" xmlns:wne="http://schemas.microsoft.com/office/word/2006/wordml" xmlns:wps="http://schemas.microsoft.com/office/word/2010/wordprocessingShape" mc:Ignorable="w14 w15 w16se w16cid w16 w16cex w16sdtdh wp14">
+<w:hdr xmlns:wpc="http://schemas.microsoft.com/office/word/2010/wordprocessingCanvas" xmlns:cx="http://schemas.microsoft.com/office/drawing/2014/chartex" xmlns:cx1="http://schemas.microsoft.com/office/drawing/2015/9/8/chartex" xmlns:cx2="http://schemas.microsoft.com/office/drawing/2015/10/21/chartex" xmlns:cx3="http://schemas.microsoft.com/office/drawing/2016/5/9/chartex" xmlns:cx4="http://schemas.microsoft.com/office/drawing/2016/5/10/chartex" xmlns:cx5="http://schemas.microsoft.com/office/drawing/2016/5/11/chartex" xmlns:cx6="http://schemas.microsoft.com/office/drawing/2016/5/12/chartex" xmlns:cx7="http://schemas.microsoft.com/office/drawing/2016/5/13/chartex" xmlns:cx8="http://schemas.microsoft.com/office/drawing/2016/5/14/chartex" xmlns:mc="http://schemas.openxmlformats.org/markup-compatibility/2006" xmlns:aink="http://schemas.microsoft.com/office/drawing/2016/ink" xmlns:am3d="http://schemas.microsoft.com/office/drawing/2017/model3d" xmlns:o="urn:schemas-microsoft-com:office:office" xmlns:oel="http://schemas.microsoft.com/office/2019/extlst" xmlns:r="http://schemas.openxmlformats.org/officeDocument/2006/relationships" xmlns:m="http://schemas.openxmlformats.org/officeDocument/2006/math" xmlns:v="urn:schemas-microsoft-com:vml" xmlns:wp14="http://schemas.microsoft.com/office/word/2010/wordprocessingDrawing" xmlns:wp="http://schemas.openxmlformats.org/drawingml/2006/wordprocessingDrawing" xmlns:w10="urn:schemas-microsoft-com:office:word" xmlns:w="http://schemas.openxmlformats.org/wordprocessingml/2006/main" xmlns:w14="http://schemas.microsoft.com/office/word/2010/wordml" xmlns:w15="http://schemas.microsoft.com/office/word/2012/wordml" xmlns:w16cex="http://schemas.microsoft.com/office/word/2018/wordml/cex" xmlns:w16cid="http://schemas.microsoft.com/office/word/2016/wordml/cid" xmlns:w16="http://schemas.microsoft.com/office/word/2018/wordml" xmlns:w16du="http://schemas.microsoft.com/office/word/2023/wordml/word16du" xmlns:w16sdtdh="http://schemas.microsoft.com/office/word/2020/wordml/sdtdatahash" xmlns:w16sdtfl="http://schemas.microsoft.com/office/word/2024/wordml/sdtformatlock" xmlns:w16se="http://schemas.microsoft.com/office/word/2015/wordml/symex" xmlns:wpg="http://schemas.microsoft.com/office/word/2010/wordprocessingGroup" xmlns:wpi="http://schemas.microsoft.com/office/word/2010/wordprocessingInk" xmlns:wne="http://schemas.microsoft.com/office/word/2006/wordml" xmlns:wps="http://schemas.microsoft.com/office/word/2010/wordprocessingShape" mc:Ignorable="w14 w15 w16se w16cid w16 w16cex w16sdtdh w16sdtfl w16du wp14">
   <w:p>
     <w:pPr>
       <w:pStyle w:val="Header"/>
@@ -1642,7 +1701,7 @@
 </file>
 
 <file path=word/numbering.xml><?xml version="1.0" encoding="utf-8"?>
-<w:numbering xmlns:wpc="http://schemas.microsoft.com/office/word/2010/wordprocessingCanvas" xmlns:cx="http://schemas.microsoft.com/office/drawing/2014/chartex" xmlns:cx1="http://schemas.microsoft.com/office/drawing/2015/9/8/chartex" xmlns:cx2="http://schemas.microsoft.com/office/drawing/2015/10/21/chartex" xmlns:cx3="http://schemas.microsoft.com/office/drawing/2016/5/9/chartex" xmlns:cx4="http://schemas.microsoft.com/office/drawing/2016/5/10/chartex" xmlns:cx5="http://schemas.microsoft.com/office/drawing/2016/5/11/chartex" xmlns:cx6="http://schemas.microsoft.com/office/drawing/2016/5/12/chartex" xmlns:cx7="http://schemas.microsoft.com/office/drawing/2016/5/13/chartex" xmlns:cx8="http://schemas.microsoft.com/office/drawing/2016/5/14/chartex" xmlns:mc="http://schemas.openxmlformats.org/markup-compatibility/2006" xmlns:aink="http://schemas.microsoft.com/office/drawing/2016/ink" xmlns:am3d="http://schemas.microsoft.com/office/drawing/2017/model3d" xmlns:o="urn:schemas-microsoft-com:office:office" xmlns:oel="http://schemas.microsoft.com/office/2019/extlst" xmlns:r="http://schemas.openxmlformats.org/officeDocument/2006/relationships" xmlns:m="http://schemas.openxmlformats.org/officeDocument/2006/math" xmlns:v="urn:schemas-microsoft-com:vml" xmlns:wp14="http://schemas.microsoft.com/office/word/2010/wordprocessingDrawing" xmlns:wp="http://schemas.openxmlformats.org/drawingml/2006/wordprocessingDrawing" xmlns:w10="urn:schemas-microsoft-com:office:word" xmlns:w="http://schemas.openxmlformats.org/wordprocessingml/2006/main" xmlns:w14="http://schemas.microsoft.com/office/word/2010/wordml" xmlns:w15="http://schemas.microsoft.com/office/word/2012/wordml" xmlns:w16cex="http://schemas.microsoft.com/office/word/2018/wordml/cex" xmlns:w16cid="http://schemas.microsoft.com/office/word/2016/wordml/cid" xmlns:w16="http://schemas.microsoft.com/office/word/2018/wordml" xmlns:w16sdtdh="http://schemas.microsoft.com/office/word/2020/wordml/sdtdatahash" xmlns:w16se="http://schemas.microsoft.com/office/word/2015/wordml/symex" xmlns:wpg="http://schemas.microsoft.com/office/word/2010/wordprocessingGroup" xmlns:wpi="http://schemas.microsoft.com/office/word/2010/wordprocessingInk" xmlns:wne="http://schemas.microsoft.com/office/word/2006/wordml" xmlns:wps="http://schemas.microsoft.com/office/word/2010/wordprocessingShape" mc:Ignorable="w14 w15 w16se w16cid w16 w16cex w16sdtdh wp14">
+<w:numbering xmlns:wpc="http://schemas.microsoft.com/office/word/2010/wordprocessingCanvas" xmlns:cx="http://schemas.microsoft.com/office/drawing/2014/chartex" xmlns:cx1="http://schemas.microsoft.com/office/drawing/2015/9/8/chartex" xmlns:cx2="http://schemas.microsoft.com/office/drawing/2015/10/21/chartex" xmlns:cx3="http://schemas.microsoft.com/office/drawing/2016/5/9/chartex" xmlns:cx4="http://schemas.microsoft.com/office/drawing/2016/5/10/chartex" xmlns:cx5="http://schemas.microsoft.com/office/drawing/2016/5/11/chartex" xmlns:cx6="http://schemas.microsoft.com/office/drawing/2016/5/12/chartex" xmlns:cx7="http://schemas.microsoft.com/office/drawing/2016/5/13/chartex" xmlns:cx8="http://schemas.microsoft.com/office/drawing/2016/5/14/chartex" xmlns:mc="http://schemas.openxmlformats.org/markup-compatibility/2006" xmlns:aink="http://schemas.microsoft.com/office/drawing/2016/ink" xmlns:am3d="http://schemas.microsoft.com/office/drawing/2017/model3d" xmlns:o="urn:schemas-microsoft-com:office:office" xmlns:oel="http://schemas.microsoft.com/office/2019/extlst" xmlns:r="http://schemas.openxmlformats.org/officeDocument/2006/relationships" xmlns:m="http://schemas.openxmlformats.org/officeDocument/2006/math" xmlns:v="urn:schemas-microsoft-com:vml" xmlns:wp14="http://schemas.microsoft.com/office/word/2010/wordprocessingDrawing" xmlns:wp="http://schemas.openxmlformats.org/drawingml/2006/wordprocessingDrawing" xmlns:w10="urn:schemas-microsoft-com:office:word" xmlns:w="http://schemas.openxmlformats.org/wordprocessingml/2006/main" xmlns:w14="http://schemas.microsoft.com/office/word/2010/wordml" xmlns:w15="http://schemas.microsoft.com/office/word/2012/wordml" xmlns:w16cex="http://schemas.microsoft.com/office/word/2018/wordml/cex" xmlns:w16cid="http://schemas.microsoft.com/office/word/2016/wordml/cid" xmlns:w16="http://schemas.microsoft.com/office/word/2018/wordml" xmlns:w16du="http://schemas.microsoft.com/office/word/2023/wordml/word16du" xmlns:w16sdtdh="http://schemas.microsoft.com/office/word/2020/wordml/sdtdatahash" xmlns:w16sdtfl="http://schemas.microsoft.com/office/word/2024/wordml/sdtformatlock" xmlns:w16se="http://schemas.microsoft.com/office/word/2015/wordml/symex" xmlns:wpg="http://schemas.microsoft.com/office/word/2010/wordprocessingGroup" xmlns:wpi="http://schemas.microsoft.com/office/word/2010/wordprocessingInk" xmlns:wne="http://schemas.microsoft.com/office/word/2006/wordml" xmlns:wps="http://schemas.microsoft.com/office/word/2010/wordprocessingShape" mc:Ignorable="w14 w15 w16se w16cid w16 w16cex w16sdtdh w16sdtfl w16du wp14">
   <w:abstractNum w:abstractNumId="0" w15:restartNumberingAfterBreak="0">
     <w:nsid w:val="FFFFFF7C"/>
     <w:multiLevelType w:val="singleLevel"/>
@@ -3926,7 +3985,7 @@
 </file>
 
 <file path=word/styles.xml><?xml version="1.0" encoding="utf-8"?>
-<w:styles xmlns:mc="http://schemas.openxmlformats.org/markup-compatibility/2006" xmlns:r="http://schemas.openxmlformats.org/officeDocument/2006/relationships" xmlns:w="http://schemas.openxmlformats.org/wordprocessingml/2006/main" xmlns:w14="http://schemas.microsoft.com/office/word/2010/wordml" xmlns:w15="http://schemas.microsoft.com/office/word/2012/wordml" xmlns:w16cex="http://schemas.microsoft.com/office/word/2018/wordml/cex" xmlns:w16cid="http://schemas.microsoft.com/office/word/2016/wordml/cid" xmlns:w16="http://schemas.microsoft.com/office/word/2018/wordml" xmlns:w16sdtdh="http://schemas.microsoft.com/office/word/2020/wordml/sdtdatahash" xmlns:w16se="http://schemas.microsoft.com/office/word/2015/wordml/symex" mc:Ignorable="w14 w15 w16se w16cid w16 w16cex w16sdtdh">
+<w:styles xmlns:mc="http://schemas.openxmlformats.org/markup-compatibility/2006" xmlns:r="http://schemas.openxmlformats.org/officeDocument/2006/relationships" xmlns:w="http://schemas.openxmlformats.org/wordprocessingml/2006/main" xmlns:w14="http://schemas.microsoft.com/office/word/2010/wordml" xmlns:w15="http://schemas.microsoft.com/office/word/2012/wordml" xmlns:w16cex="http://schemas.microsoft.com/office/word/2018/wordml/cex" xmlns:w16cid="http://schemas.microsoft.com/office/word/2016/wordml/cid" xmlns:w16="http://schemas.microsoft.com/office/word/2018/wordml" xmlns:w16du="http://schemas.microsoft.com/office/word/2023/wordml/word16du" xmlns:w16sdtdh="http://schemas.microsoft.com/office/word/2020/wordml/sdtdatahash" xmlns:w16sdtfl="http://schemas.microsoft.com/office/word/2024/wordml/sdtformatlock" xmlns:w16se="http://schemas.microsoft.com/office/word/2015/wordml/symex" mc:Ignorable="w14 w15 w16se w16cid w16 w16cex w16sdtdh w16sdtfl w16du">
   <w:docDefaults>
     <w:rPrDefault>
       <w:rPr>
@@ -4522,7 +4581,6 @@
   <w:style w:type="character" w:default="1" w:styleId="DefaultParagraphFont">
     <w:name w:val="Default Paragraph Font"/>
     <w:uiPriority w:val="1"/>
-    <w:semiHidden/>
     <w:unhideWhenUsed/>
   </w:style>
   <w:style w:type="table" w:default="1" w:styleId="TableNormal">
